--- a/Project_Customer_Churn_Predictor.docx
+++ b/Project_Customer_Churn_Predictor.docx
@@ -64,7 +64,7 @@
           <w:noProof/>
         </w:rPr>
         <w:drawing>
-          <wp:inline distT="0" distB="0" distL="0" distR="0" wp14:anchorId="51708DB5" wp14:editId="052CB076">
+          <wp:inline distT="0" distB="0" distL="0" distR="0" wp14:anchorId="4CD4B9D7" wp14:editId="17EA3E8E">
             <wp:extent cx="3337268" cy="3337268"/>
             <wp:effectExtent l="0" t="0" r="0" b="0"/>
             <wp:docPr id="1724560765" name="Picture 1"/>
@@ -189,7 +189,7 @@
           <w:r>
             <w:fldChar w:fldCharType="separate"/>
           </w:r>
-          <w:hyperlink w:anchor="_Toc236459491" w:history="1">
+          <w:hyperlink w:anchor="_Toc237639332" w:history="1">
             <w:r>
               <w:rPr>
                 <w:rStyle w:val="Hyperlink"/>
@@ -217,7 +217,7 @@
                 <w:noProof/>
                 <w:webHidden/>
               </w:rPr>
-              <w:instrText xml:space="preserve"> PAGEREF _Toc236459491 \h </w:instrText>
+              <w:instrText xml:space="preserve"> PAGEREF _Toc237639332 \h </w:instrText>
             </w:r>
             <w:r>
               <w:rPr>
@@ -262,14 +262,14 @@
               <w:lang w:eastAsia="de-DE"/>
             </w:rPr>
           </w:pPr>
-          <w:hyperlink w:anchor="_Toc236459492" w:history="1">
+          <w:hyperlink w:anchor="_Toc237639333" w:history="1">
             <w:r>
               <w:rPr>
                 <w:rStyle w:val="Hyperlink"/>
                 <w:noProof/>
                 <w:lang w:val="en-US"/>
               </w:rPr>
-              <w:t>Session 1: Understand the problem, get the data</w:t>
+              <w:t>Step 1: Understand the problem, get the data</w:t>
             </w:r>
             <w:r>
               <w:rPr>
@@ -290,7 +290,7 @@
                 <w:noProof/>
                 <w:webHidden/>
               </w:rPr>
-              <w:instrText xml:space="preserve"> PAGEREF _Toc236459492 \h </w:instrText>
+              <w:instrText xml:space="preserve"> PAGEREF _Toc237639333 \h </w:instrText>
             </w:r>
             <w:r>
               <w:rPr>
@@ -335,14 +335,14 @@
               <w:lang w:eastAsia="de-DE"/>
             </w:rPr>
           </w:pPr>
-          <w:hyperlink w:anchor="_Toc236459493" w:history="1">
+          <w:hyperlink w:anchor="_Toc237639334" w:history="1">
             <w:r>
               <w:rPr>
                 <w:rStyle w:val="Hyperlink"/>
                 <w:noProof/>
                 <w:lang w:val="en-US"/>
               </w:rPr>
-              <w:t>Session 2: Build and train the model</w:t>
+              <w:t>Step 2: Build and Train the model</w:t>
             </w:r>
             <w:r>
               <w:rPr>
@@ -363,7 +363,80 @@
                 <w:noProof/>
                 <w:webHidden/>
               </w:rPr>
-              <w:instrText xml:space="preserve"> PAGEREF _Toc236459493 \h </w:instrText>
+              <w:instrText xml:space="preserve"> PAGEREF _Toc237639334 \h </w:instrText>
+            </w:r>
+            <w:r>
+              <w:rPr>
+                <w:noProof/>
+                <w:webHidden/>
+              </w:rPr>
+            </w:r>
+            <w:r>
+              <w:rPr>
+                <w:noProof/>
+                <w:webHidden/>
+              </w:rPr>
+              <w:fldChar w:fldCharType="separate"/>
+            </w:r>
+            <w:r>
+              <w:rPr>
+                <w:noProof/>
+                <w:webHidden/>
+              </w:rPr>
+              <w:t>4</w:t>
+            </w:r>
+            <w:r>
+              <w:rPr>
+                <w:noProof/>
+                <w:webHidden/>
+              </w:rPr>
+              <w:fldChar w:fldCharType="end"/>
+            </w:r>
+          </w:hyperlink>
+        </w:p>
+        <w:p>
+          <w:pPr>
+            <w:pStyle w:val="TOC1"/>
+            <w:tabs>
+              <w:tab w:val="right" w:leader="dot" w:pos="9062"/>
+            </w:tabs>
+            <w:rPr>
+              <w:rFonts w:eastAsiaTheme="minorEastAsia"/>
+              <w:noProof/>
+              <w:sz w:val="24"/>
+              <w:szCs w:val="24"/>
+              <w:lang w:eastAsia="de-DE"/>
+            </w:rPr>
+          </w:pPr>
+          <w:hyperlink w:anchor="_Toc237639335" w:history="1">
+            <w:r>
+              <w:rPr>
+                <w:rStyle w:val="Hyperlink"/>
+                <w:noProof/>
+                <w:lang w:val="en-US"/>
+              </w:rPr>
+              <w:t>Step 3: Build the app</w:t>
+            </w:r>
+            <w:r>
+              <w:rPr>
+                <w:noProof/>
+                <w:webHidden/>
+              </w:rPr>
+              <w:tab/>
+            </w:r>
+            <w:r>
+              <w:rPr>
+                <w:noProof/>
+                <w:webHidden/>
+              </w:rPr>
+              <w:fldChar w:fldCharType="begin"/>
+            </w:r>
+            <w:r>
+              <w:rPr>
+                <w:noProof/>
+                <w:webHidden/>
+              </w:rPr>
+              <w:instrText xml:space="preserve"> PAGEREF _Toc237639335 \h </w:instrText>
             </w:r>
             <w:r>
               <w:rPr>
@@ -408,84 +481,12 @@
               <w:lang w:eastAsia="de-DE"/>
             </w:rPr>
           </w:pPr>
-          <w:hyperlink w:anchor="_Toc236459494" w:history="1">
+          <w:hyperlink w:anchor="_Toc237639336" w:history="1">
             <w:r>
               <w:rPr>
                 <w:rStyle w:val="Hyperlink"/>
                 <w:noProof/>
                 <w:lang w:val="en-US"/>
-              </w:rPr>
-              <w:t>Session 3: Build the app</w:t>
-            </w:r>
-            <w:r>
-              <w:rPr>
-                <w:noProof/>
-                <w:webHidden/>
-              </w:rPr>
-              <w:tab/>
-            </w:r>
-            <w:r>
-              <w:rPr>
-                <w:noProof/>
-                <w:webHidden/>
-              </w:rPr>
-              <w:fldChar w:fldCharType="begin"/>
-            </w:r>
-            <w:r>
-              <w:rPr>
-                <w:noProof/>
-                <w:webHidden/>
-              </w:rPr>
-              <w:instrText xml:space="preserve"> PAGEREF _Toc236459494 \h </w:instrText>
-            </w:r>
-            <w:r>
-              <w:rPr>
-                <w:noProof/>
-                <w:webHidden/>
-              </w:rPr>
-            </w:r>
-            <w:r>
-              <w:rPr>
-                <w:noProof/>
-                <w:webHidden/>
-              </w:rPr>
-              <w:fldChar w:fldCharType="separate"/>
-            </w:r>
-            <w:r>
-              <w:rPr>
-                <w:noProof/>
-                <w:webHidden/>
-              </w:rPr>
-              <w:t>8</w:t>
-            </w:r>
-            <w:r>
-              <w:rPr>
-                <w:noProof/>
-                <w:webHidden/>
-              </w:rPr>
-              <w:fldChar w:fldCharType="end"/>
-            </w:r>
-          </w:hyperlink>
-        </w:p>
-        <w:p>
-          <w:pPr>
-            <w:pStyle w:val="TOC1"/>
-            <w:tabs>
-              <w:tab w:val="right" w:leader="dot" w:pos="9062"/>
-            </w:tabs>
-            <w:rPr>
-              <w:rFonts w:eastAsiaTheme="minorEastAsia"/>
-              <w:noProof/>
-              <w:sz w:val="24"/>
-              <w:szCs w:val="24"/>
-              <w:lang w:eastAsia="de-DE"/>
-            </w:rPr>
-          </w:pPr>
-          <w:hyperlink w:anchor="_Toc236459495" w:history="1">
-            <w:r>
-              <w:rPr>
-                <w:rStyle w:val="Hyperlink"/>
-                <w:noProof/>
               </w:rPr>
               <w:t>Links:</w:t>
             </w:r>
@@ -508,7 +509,7 @@
                 <w:noProof/>
                 <w:webHidden/>
               </w:rPr>
-              <w:instrText xml:space="preserve"> PAGEREF _Toc236459495 \h </w:instrText>
+              <w:instrText xml:space="preserve"> PAGEREF _Toc237639336 \h </w:instrText>
             </w:r>
             <w:r>
               <w:rPr>
@@ -528,7 +529,7 @@
                 <w:noProof/>
                 <w:webHidden/>
               </w:rPr>
-              <w:t>10</w:t>
+              <w:t>6</w:t>
             </w:r>
             <w:r>
               <w:rPr>
@@ -632,7 +633,7 @@
           <w:lang w:val="en-US"/>
         </w:rPr>
       </w:pPr>
-      <w:bookmarkStart w:id="0" w:name="_Toc236459491"/>
+      <w:bookmarkStart w:id="0" w:name="_Toc237639332"/>
       <w:r>
         <w:rPr>
           <w:lang w:val="en-US"/>
@@ -716,80 +717,29 @@
     </w:p>
     <w:p>
       <w:pPr>
-        <w:rPr>
-          <w:lang w:val="en-US"/>
-        </w:rPr>
-      </w:pPr>
-    </w:p>
-    <w:p>
-      <w:pPr>
-        <w:rPr>
-          <w:lang w:val="en-US"/>
-        </w:rPr>
-      </w:pPr>
-    </w:p>
-    <w:p>
-      <w:pPr>
-        <w:rPr>
-          <w:lang w:val="en-US"/>
-        </w:rPr>
-      </w:pPr>
-    </w:p>
-    <w:p>
-      <w:pPr>
-        <w:rPr>
-          <w:lang w:val="en-US"/>
-        </w:rPr>
-      </w:pPr>
-    </w:p>
-    <w:p>
-      <w:pPr>
-        <w:rPr>
-          <w:lang w:val="en-US"/>
-        </w:rPr>
-      </w:pPr>
-    </w:p>
-    <w:p>
-      <w:pPr>
-        <w:rPr>
-          <w:lang w:val="en-US"/>
-        </w:rPr>
-      </w:pPr>
-    </w:p>
-    <w:p>
-      <w:pPr>
-        <w:rPr>
-          <w:lang w:val="en-US"/>
-        </w:rPr>
-      </w:pPr>
-    </w:p>
-    <w:p>
-      <w:pPr>
-        <w:rPr>
-          <w:lang w:val="en-US"/>
-        </w:rPr>
-      </w:pPr>
-    </w:p>
-    <w:p>
-      <w:pPr>
-        <w:rPr>
-          <w:lang w:val="en-US"/>
-        </w:rPr>
-      </w:pPr>
-    </w:p>
-    <w:p>
-      <w:pPr>
         <w:pStyle w:val="Heading1"/>
         <w:rPr>
           <w:lang w:val="en-US"/>
         </w:rPr>
       </w:pPr>
-      <w:bookmarkStart w:id="1" w:name="_Toc236459492"/>
-      <w:r>
-        <w:rPr>
-          <w:lang w:val="en-US"/>
-        </w:rPr>
-        <w:t>Session 1: Understand the problem, get the data</w:t>
+      <w:bookmarkStart w:id="1" w:name="_Toc237639333"/>
+      <w:r>
+        <w:rPr>
+          <w:lang w:val="en-US"/>
+        </w:rPr>
+        <w:t>S</w:t>
+      </w:r>
+      <w:r>
+        <w:rPr>
+          <w:lang w:val="en-US"/>
+        </w:rPr>
+        <w:t>tep</w:t>
+      </w:r>
+      <w:r>
+        <w:rPr>
+          <w:lang w:val="en-US"/>
+        </w:rPr>
+        <w:t xml:space="preserve"> 1: Understand the problem, get the data</w:t>
       </w:r>
       <w:bookmarkEnd w:id="1"/>
     </w:p>
@@ -870,15 +820,7 @@
           <w:szCs w:val="20"/>
           <w:lang w:val="en-US"/>
         </w:rPr>
-        <w:t xml:space="preserve">service. For </w:t>
-      </w:r>
-      <w:r>
-        <w:rPr>
-          <w:sz w:val="20"/>
-          <w:szCs w:val="20"/>
-          <w:lang w:val="en-US"/>
-        </w:rPr>
-        <w:t>example,</w:t>
+        <w:t>service. For example,</w:t>
       </w:r>
       <w:r>
         <w:rPr>
@@ -945,31 +887,7 @@
           <w:szCs w:val="20"/>
           <w:lang w:val="en-US"/>
         </w:rPr>
-        <w:t>It is important to</w:t>
-      </w:r>
-      <w:r>
-        <w:rPr>
-          <w:sz w:val="20"/>
-          <w:szCs w:val="20"/>
-          <w:lang w:val="en-US"/>
-        </w:rPr>
-        <w:t xml:space="preserve"> predict the chur</w:t>
-      </w:r>
-      <w:r>
-        <w:rPr>
-          <w:sz w:val="20"/>
-          <w:szCs w:val="20"/>
-          <w:lang w:val="en-US"/>
-        </w:rPr>
-        <w:t>n</w:t>
-      </w:r>
-      <w:r>
-        <w:rPr>
-          <w:sz w:val="20"/>
-          <w:szCs w:val="20"/>
-          <w:lang w:val="en-US"/>
-        </w:rPr>
-        <w:t xml:space="preserve"> number because a high number means that they are losing money. If they can predict that customers and which customers are canceling, they can intervene (example: discounts). It is important because keeping a customer is cheaper/easier than finding a new one.</w:t>
+        <w:t>It is important to predict the churn number because a high number means that they are losing money. If they can predict that customers and which customers are canceling, they can intervene (example: discounts). It is important because keeping a customer is cheaper/easier than finding a new one.</w:t>
       </w:r>
     </w:p>
     <w:p>
@@ -1013,7 +931,6 @@
           <w:szCs w:val="20"/>
           <w:lang w:val="en-US"/>
         </w:rPr>
-        <w:lastRenderedPageBreak/>
         <w:t>https://www.forbes.com/advisor/business/churn-rate/</w:t>
       </w:r>
     </w:p>
@@ -1190,6 +1107,7 @@
           <w:szCs w:val="20"/>
           <w:lang w:val="en-US"/>
         </w:rPr>
+        <w:lastRenderedPageBreak/>
         <w:t>https://www.questionpro.com/blog/categorical-data-vs-numerical-data/</w:t>
       </w:r>
     </w:p>
@@ -1302,7 +1220,7 @@
           <w:noProof/>
         </w:rPr>
         <w:drawing>
-          <wp:inline distT="0" distB="0" distL="0" distR="0" wp14:anchorId="1866098C" wp14:editId="2D57BF94">
+          <wp:inline distT="0" distB="0" distL="0" distR="0" wp14:anchorId="106E9213" wp14:editId="7CE69720">
             <wp:extent cx="2242318" cy="2131587"/>
             <wp:effectExtent l="0" t="0" r="5715" b="2540"/>
             <wp:docPr id="638006306" name="Picture 1"/>
@@ -1589,9 +1507,8 @@
         <w:rPr>
           <w:noProof/>
         </w:rPr>
-        <w:lastRenderedPageBreak/>
         <w:drawing>
-          <wp:inline distT="0" distB="0" distL="0" distR="0" wp14:anchorId="4B70EF26" wp14:editId="1FCF29FD">
+          <wp:inline distT="0" distB="0" distL="0" distR="0" wp14:anchorId="3540979E" wp14:editId="0A055EF2">
             <wp:extent cx="2352979" cy="761502"/>
             <wp:effectExtent l="0" t="0" r="0" b="635"/>
             <wp:docPr id="182288784" name="Picture 1"/>
@@ -2103,1791 +2020,857 @@
           <w:szCs w:val="20"/>
           <w:lang w:val="en-US"/>
         </w:rPr>
+        <w:t xml:space="preserve">-You have more data on one of the </w:t>
+      </w:r>
+      <w:proofErr w:type="gramStart"/>
+      <w:r>
+        <w:rPr>
+          <w:sz w:val="20"/>
+          <w:szCs w:val="20"/>
+          <w:lang w:val="en-US"/>
+        </w:rPr>
+        <w:t>class</w:t>
+      </w:r>
+      <w:proofErr w:type="gramEnd"/>
+      <w:r>
+        <w:rPr>
+          <w:sz w:val="20"/>
+          <w:szCs w:val="20"/>
+          <w:lang w:val="en-US"/>
+        </w:rPr>
+        <w:t xml:space="preserve"> for the training part which means that it can learn more about the date of one class but not the other</w:t>
+      </w:r>
+    </w:p>
+    <w:p>
+      <w:pPr>
+        <w:ind w:left="113"/>
+        <w:rPr>
+          <w:sz w:val="20"/>
+          <w:szCs w:val="20"/>
+          <w:lang w:val="en-US"/>
+        </w:rPr>
+      </w:pPr>
+      <w:r>
+        <w:rPr>
+          <w:sz w:val="20"/>
+          <w:szCs w:val="20"/>
+          <w:lang w:val="en-US"/>
+        </w:rPr>
+        <w:t xml:space="preserve">-the model would be more likely to </w:t>
+      </w:r>
+      <w:proofErr w:type="spellStart"/>
+      <w:r>
+        <w:rPr>
+          <w:sz w:val="20"/>
+          <w:szCs w:val="20"/>
+          <w:lang w:val="en-US"/>
+        </w:rPr>
+        <w:t>chose</w:t>
+      </w:r>
+      <w:proofErr w:type="spellEnd"/>
+      <w:r>
+        <w:rPr>
+          <w:sz w:val="20"/>
+          <w:szCs w:val="20"/>
+          <w:lang w:val="en-US"/>
+        </w:rPr>
+        <w:t xml:space="preserve"> the majority class because it would be right almost 70 % of the time so accuracy would be bad and we need a judge that can predict the minority class: recall.</w:t>
+      </w:r>
+    </w:p>
+    <w:p>
+      <w:pPr>
+        <w:pStyle w:val="Heading1"/>
+        <w:rPr>
+          <w:lang w:val="en-US"/>
+        </w:rPr>
+      </w:pPr>
+      <w:bookmarkStart w:id="2" w:name="_Toc237639334"/>
+      <w:r>
+        <w:rPr>
+          <w:lang w:val="en-US"/>
+        </w:rPr>
+        <w:t>Step 2: Build and T</w:t>
+      </w:r>
+      <w:r>
+        <w:rPr>
+          <w:lang w:val="en-US"/>
+        </w:rPr>
+        <w:t>rain the model</w:t>
+      </w:r>
+      <w:bookmarkEnd w:id="2"/>
+    </w:p>
+    <w:p>
+      <w:pPr>
+        <w:rPr>
+          <w:lang w:val="en-US"/>
+        </w:rPr>
+      </w:pPr>
+      <w:r>
+        <w:rPr>
+          <w:lang w:val="en-US"/>
+        </w:rPr>
+        <w:t>This is our structure to make our model:</w:t>
+      </w:r>
+    </w:p>
+    <w:p>
+      <w:pPr>
+        <w:rPr>
+          <w:lang w:val="en-US"/>
+        </w:rPr>
+      </w:pPr>
+      <w:r>
+        <w:rPr>
+          <w:lang w:val="en-US"/>
+        </w:rPr>
+        <w:t xml:space="preserve">Google Collab file for entire code and explanation in </w:t>
+      </w:r>
+      <w:proofErr w:type="spellStart"/>
+      <w:r>
+        <w:rPr>
+          <w:lang w:val="en-US"/>
+        </w:rPr>
+        <w:t>github</w:t>
+      </w:r>
+      <w:proofErr w:type="spellEnd"/>
+      <w:r>
+        <w:rPr>
+          <w:lang w:val="en-US"/>
+        </w:rPr>
+        <w:t>.</w:t>
+      </w:r>
+    </w:p>
+    <w:p>
+      <w:pPr>
+        <w:rPr>
+          <w:lang w:val="en-US"/>
+        </w:rPr>
+      </w:pPr>
+    </w:p>
+    <w:p>
+      <w:pPr>
+        <w:rPr>
+          <w:lang w:val="en-US"/>
+        </w:rPr>
+      </w:pPr>
+      <w:r>
+        <w:rPr>
+          <w:lang w:val="en-US"/>
+        </w:rPr>
+        <w:t>Gather Data</w:t>
+      </w:r>
+    </w:p>
+    <w:p>
+      <w:pPr>
+        <w:rPr>
+          <w:lang w:val="en-US"/>
+        </w:rPr>
+      </w:pPr>
+      <w:r>
+        <w:rPr>
+          <w:lang w:val="en-US"/>
+        </w:rPr>
+        <w:t xml:space="preserve">Explore Data (head, </w:t>
+      </w:r>
+      <w:proofErr w:type="gramStart"/>
+      <w:r>
+        <w:rPr>
+          <w:lang w:val="en-US"/>
+        </w:rPr>
+        <w:t>info,  target</w:t>
+      </w:r>
+      <w:proofErr w:type="gramEnd"/>
+      <w:r>
+        <w:rPr>
+          <w:lang w:val="en-US"/>
+        </w:rPr>
         <w:t>-</w:t>
       </w:r>
-      <w:r>
-        <w:rPr>
-          <w:sz w:val="20"/>
-          <w:szCs w:val="20"/>
-          <w:lang w:val="en-US"/>
-        </w:rPr>
-        <w:t xml:space="preserve">You have more data on one of the </w:t>
+      <w:proofErr w:type="spellStart"/>
+      <w:r>
+        <w:rPr>
+          <w:lang w:val="en-US"/>
+        </w:rPr>
+        <w:t>feauture</w:t>
+      </w:r>
+      <w:proofErr w:type="spellEnd"/>
+      <w:r>
+        <w:rPr>
+          <w:lang w:val="en-US"/>
+        </w:rPr>
+        <w:t xml:space="preserve"> relations</w:t>
+      </w:r>
+      <w:r>
+        <w:rPr>
+          <w:lang w:val="en-US"/>
+        </w:rPr>
+        <w:t xml:space="preserve"> feature relationships)</w:t>
+      </w:r>
+    </w:p>
+    <w:p>
+      <w:pPr>
+        <w:rPr>
+          <w:lang w:val="en-US"/>
+        </w:rPr>
+      </w:pPr>
+      <w:r>
+        <w:rPr>
+          <w:lang w:val="en-US"/>
+        </w:rPr>
+        <w:t>Data Cleaning (object types, missing values, blank strings, duplicates, unnecessary columns, outliers)</w:t>
+      </w:r>
+    </w:p>
+    <w:p>
+      <w:pPr>
+        <w:rPr>
+          <w:lang w:val="en-US"/>
+        </w:rPr>
+      </w:pPr>
+      <w:r>
+        <w:rPr>
+          <w:lang w:val="en-US"/>
+        </w:rPr>
+        <w:t xml:space="preserve">Feature Engineering </w:t>
+      </w:r>
+      <w:r>
+        <w:rPr>
+          <w:lang w:val="en-US"/>
+        </w:rPr>
+        <w:t>(</w:t>
+      </w:r>
+      <w:r>
+        <w:rPr>
+          <w:lang w:val="en-US"/>
+        </w:rPr>
+        <w:t>create new features)</w:t>
+      </w:r>
+    </w:p>
+    <w:p>
+      <w:pPr>
+        <w:rPr>
+          <w:lang w:val="en-US"/>
+        </w:rPr>
+      </w:pPr>
+      <w:r>
+        <w:rPr>
+          <w:lang w:val="en-US"/>
+        </w:rPr>
+        <w:t xml:space="preserve">Feature Selection (remove </w:t>
+      </w:r>
+      <w:r>
+        <w:rPr>
+          <w:lang w:val="en-US"/>
+        </w:rPr>
+        <w:t>not important</w:t>
+      </w:r>
+      <w:r>
+        <w:rPr>
+          <w:lang w:val="en-US"/>
+        </w:rPr>
+        <w:t xml:space="preserve"> features)</w:t>
+      </w:r>
+    </w:p>
+    <w:p>
+      <w:pPr>
+        <w:rPr>
+          <w:lang w:val="en-US"/>
+        </w:rPr>
+      </w:pPr>
+      <w:r>
+        <w:rPr>
+          <w:lang w:val="en-US"/>
+        </w:rPr>
+        <w:t>Encoding (One-Hot Encoding, Label Encoding)</w:t>
+      </w:r>
+    </w:p>
+    <w:p>
+      <w:pPr>
+        <w:rPr>
+          <w:lang w:val="en-US"/>
+        </w:rPr>
+      </w:pPr>
+      <w:r>
+        <w:rPr>
+          <w:lang w:val="en-US"/>
+        </w:rPr>
+        <w:t>Scaling (</w:t>
+      </w:r>
+      <w:proofErr w:type="spellStart"/>
+      <w:r>
+        <w:rPr>
+          <w:lang w:val="en-US"/>
+        </w:rPr>
+        <w:t>StandardScaler</w:t>
+      </w:r>
+      <w:proofErr w:type="spellEnd"/>
+      <w:r>
+        <w:rPr>
+          <w:lang w:val="en-US"/>
+        </w:rPr>
+        <w:t>)</w:t>
+      </w:r>
+    </w:p>
+    <w:p>
+      <w:pPr>
+        <w:rPr>
+          <w:lang w:val="en-US"/>
+        </w:rPr>
+      </w:pPr>
+      <w:r>
+        <w:rPr>
+          <w:lang w:val="en-US"/>
+        </w:rPr>
+        <w:t>Dimensionality Reduction (PCA, LDA)</w:t>
+      </w:r>
+    </w:p>
+    <w:p>
+      <w:pPr>
+        <w:rPr>
+          <w:lang w:val="en-US"/>
+        </w:rPr>
+      </w:pPr>
+      <w:r>
+        <w:rPr>
+          <w:lang w:val="en-US"/>
+        </w:rPr>
+        <w:t>Separate Features and Labels (X, y)</w:t>
+      </w:r>
+    </w:p>
+    <w:p>
+      <w:pPr>
+        <w:rPr>
+          <w:lang w:val="en-US"/>
+        </w:rPr>
+      </w:pPr>
+      <w:r>
+        <w:rPr>
+          <w:lang w:val="en-US"/>
+        </w:rPr>
+        <w:t>Train/Test Split (stratify for classification)</w:t>
+      </w:r>
+    </w:p>
+    <w:p>
+      <w:pPr>
+        <w:rPr>
+          <w:lang w:val="en-US"/>
+        </w:rPr>
+      </w:pPr>
+      <w:r>
+        <w:rPr>
+          <w:lang w:val="en-US"/>
+        </w:rPr>
+        <w:t>Preprocessing Pipeline (imputer, encoder, scaler, Pipeline)</w:t>
+      </w:r>
+    </w:p>
+    <w:p>
+      <w:pPr>
+        <w:rPr>
+          <w:lang w:val="en-US"/>
+        </w:rPr>
+      </w:pPr>
+      <w:r>
+        <w:rPr>
+          <w:lang w:val="en-US"/>
+        </w:rPr>
+        <w:t>Choose &amp; Instantiate Model (Decision Tree</w:t>
+      </w:r>
+      <w:r>
+        <w:rPr>
+          <w:lang w:val="en-US"/>
+        </w:rPr>
+        <w:t xml:space="preserve"> classifier/regressor</w:t>
+      </w:r>
+      <w:r>
+        <w:rPr>
+          <w:lang w:val="en-US"/>
+        </w:rPr>
+        <w:t>,</w:t>
+      </w:r>
+      <w:r>
+        <w:rPr>
+          <w:lang w:val="en-US"/>
+        </w:rPr>
+        <w:t xml:space="preserve"> </w:t>
+      </w:r>
+      <w:r>
+        <w:rPr>
+          <w:lang w:val="en-US"/>
+        </w:rPr>
+        <w:t>Linear Regression</w:t>
+      </w:r>
+      <w:r>
+        <w:rPr>
+          <w:lang w:val="en-US"/>
+        </w:rPr>
+        <w:t>, polynomial regression,</w:t>
+      </w:r>
+      <w:r>
+        <w:rPr>
+          <w:lang w:val="en-US"/>
+        </w:rPr>
+        <w:t xml:space="preserve"> Logistic </w:t>
       </w:r>
       <w:proofErr w:type="gramStart"/>
       <w:r>
         <w:rPr>
-          <w:sz w:val="20"/>
-          <w:szCs w:val="20"/>
-          <w:lang w:val="en-US"/>
-        </w:rPr>
-        <w:t>class</w:t>
-      </w:r>
+          <w:lang w:val="en-US"/>
+        </w:rPr>
+        <w:t>Regression</w:t>
+      </w:r>
+      <w:r>
+        <w:rPr>
+          <w:lang w:val="en-US"/>
+        </w:rPr>
+        <w:t xml:space="preserve">, </w:t>
+      </w:r>
+      <w:r>
+        <w:rPr>
+          <w:lang w:val="en-US"/>
+        </w:rPr>
+        <w:t xml:space="preserve"> </w:t>
+      </w:r>
+      <w:proofErr w:type="spellStart"/>
+      <w:r>
+        <w:rPr>
+          <w:lang w:val="en-US"/>
+        </w:rPr>
+        <w:t>kNN</w:t>
+      </w:r>
+      <w:proofErr w:type="spellEnd"/>
       <w:proofErr w:type="gramEnd"/>
       <w:r>
         <w:rPr>
-          <w:sz w:val="20"/>
-          <w:szCs w:val="20"/>
-          <w:lang w:val="en-US"/>
-        </w:rPr>
-        <w:t xml:space="preserve"> for the training </w:t>
-      </w:r>
-      <w:r>
-        <w:rPr>
-          <w:sz w:val="20"/>
-          <w:szCs w:val="20"/>
-          <w:lang w:val="en-US"/>
-        </w:rPr>
-        <w:t>part which means that it can learn more about the date of one class but not the other</w:t>
-      </w:r>
-    </w:p>
-    <w:p>
-      <w:pPr>
-        <w:ind w:left="113"/>
-        <w:rPr>
-          <w:sz w:val="20"/>
-          <w:szCs w:val="20"/>
-          <w:lang w:val="en-US"/>
-        </w:rPr>
-      </w:pPr>
-      <w:r>
-        <w:rPr>
-          <w:sz w:val="20"/>
-          <w:szCs w:val="20"/>
-          <w:lang w:val="en-US"/>
-        </w:rPr>
-        <w:t>-the model would be more likely to chose the majority class because it would be right almost 70 % of the time so accuracy would be bad and we need a judge that can predict the minority class: recall.</w:t>
+          <w:lang w:val="en-US"/>
+        </w:rPr>
+        <w:t>, Naive Bayes</w:t>
+      </w:r>
+      <w:r>
+        <w:rPr>
+          <w:lang w:val="en-US"/>
+        </w:rPr>
+        <w:t>, SVM</w:t>
+      </w:r>
+      <w:r>
+        <w:rPr>
+          <w:lang w:val="en-US"/>
+        </w:rPr>
+        <w:t>)</w:t>
+      </w:r>
+    </w:p>
+    <w:p>
+      <w:pPr>
+        <w:rPr>
+          <w:lang w:val="en-US"/>
+        </w:rPr>
+      </w:pPr>
+      <w:r>
+        <w:rPr>
+          <w:lang w:val="en-US"/>
+        </w:rPr>
+        <w:t>Train Model (fit)</w:t>
+      </w:r>
+    </w:p>
+    <w:p>
+      <w:pPr>
+        <w:rPr>
+          <w:lang w:val="en-US"/>
+        </w:rPr>
+      </w:pPr>
+      <w:r>
+        <w:rPr>
+          <w:lang w:val="en-US"/>
+        </w:rPr>
+        <w:t xml:space="preserve">Predict (predict, </w:t>
+      </w:r>
+      <w:proofErr w:type="spellStart"/>
+      <w:r>
+        <w:rPr>
+          <w:lang w:val="en-US"/>
+        </w:rPr>
+        <w:t>predict_proba</w:t>
+      </w:r>
+      <w:proofErr w:type="spellEnd"/>
+      <w:r>
+        <w:rPr>
+          <w:lang w:val="en-US"/>
+        </w:rPr>
+        <w:t>)</w:t>
+      </w:r>
+    </w:p>
+    <w:p>
+      <w:pPr>
+        <w:rPr>
+          <w:lang w:val="en-US"/>
+        </w:rPr>
+      </w:pPr>
+      <w:r>
+        <w:rPr>
+          <w:lang w:val="en-US"/>
+        </w:rPr>
+        <w:lastRenderedPageBreak/>
+        <w:t xml:space="preserve">Threshold Optimization  </w:t>
+      </w:r>
+    </w:p>
+    <w:p>
+      <w:pPr>
+        <w:rPr>
+          <w:lang w:val="en-US"/>
+        </w:rPr>
+      </w:pPr>
+      <w:r>
+        <w:rPr>
+          <w:lang w:val="en-US"/>
+        </w:rPr>
+        <w:t>Evaluate Model (Accuracy, Precision, Recall, F1, Confusion Matrix, ROC-AUC / MAE, MSE)</w:t>
+      </w:r>
+    </w:p>
+    <w:p>
+      <w:pPr>
+        <w:rPr>
+          <w:lang w:val="en-US"/>
+        </w:rPr>
+      </w:pPr>
+      <w:r>
+        <w:rPr>
+          <w:lang w:val="en-US"/>
+        </w:rPr>
+        <w:t>Cross Validation (k-Fold) -</w:t>
+      </w:r>
+    </w:p>
+    <w:p>
+      <w:pPr>
+        <w:rPr>
+          <w:lang w:val="en-US"/>
+        </w:rPr>
+      </w:pPr>
+      <w:r>
+        <w:rPr>
+          <w:lang w:val="en-US"/>
+        </w:rPr>
+        <w:t xml:space="preserve">Hyperparameter </w:t>
+      </w:r>
+      <w:proofErr w:type="gramStart"/>
+      <w:r>
+        <w:rPr>
+          <w:lang w:val="en-US"/>
+        </w:rPr>
+        <w:t>Tuning  -</w:t>
+      </w:r>
+      <w:proofErr w:type="gramEnd"/>
+    </w:p>
+    <w:p>
+      <w:pPr>
+        <w:rPr>
+          <w:lang w:val="en-US"/>
+        </w:rPr>
+      </w:pPr>
+      <w:r>
+        <w:rPr>
+          <w:lang w:val="en-US"/>
+        </w:rPr>
+        <w:t xml:space="preserve">Overfitting / Underfitting Check (train vs. test) </w:t>
+      </w:r>
+    </w:p>
+    <w:p>
+      <w:pPr>
+        <w:rPr>
+          <w:lang w:val="en-US"/>
+        </w:rPr>
+      </w:pPr>
+      <w:r>
+        <w:rPr>
+          <w:lang w:val="en-US"/>
+        </w:rPr>
+        <w:t>Feature Importance</w:t>
+      </w:r>
+    </w:p>
+    <w:p>
+      <w:pPr>
+        <w:rPr>
+          <w:lang w:val="en-US"/>
+        </w:rPr>
+      </w:pPr>
+      <w:r>
+        <w:rPr>
+          <w:lang w:val="en-US"/>
+        </w:rPr>
+        <w:t>Final Model</w:t>
+      </w:r>
+    </w:p>
+    <w:p>
+      <w:pPr>
+        <w:rPr>
+          <w:lang w:val="en-US"/>
+        </w:rPr>
+      </w:pPr>
+    </w:p>
+    <w:p>
+      <w:pPr>
+        <w:pStyle w:val="Heading1"/>
+        <w:rPr>
+          <w:lang w:val="en-US"/>
+        </w:rPr>
+      </w:pPr>
+      <w:bookmarkStart w:id="3" w:name="_Toc237639335"/>
+      <w:r>
+        <w:rPr>
+          <w:lang w:val="en-US"/>
+        </w:rPr>
+        <w:t>S</w:t>
+      </w:r>
+      <w:r>
+        <w:rPr>
+          <w:lang w:val="en-US"/>
+        </w:rPr>
+        <w:t>tep</w:t>
+      </w:r>
+      <w:r>
+        <w:rPr>
+          <w:lang w:val="en-US"/>
+        </w:rPr>
+        <w:t xml:space="preserve"> 3: Build the app</w:t>
+      </w:r>
+      <w:bookmarkEnd w:id="3"/>
+    </w:p>
+    <w:p>
+      <w:pPr>
+        <w:rPr>
+          <w:lang w:val="en-US"/>
+        </w:rPr>
+      </w:pPr>
+      <w:r>
+        <w:rPr>
+          <w:lang w:val="en-US"/>
+        </w:rPr>
+        <w:t>After training and evaluating the models, the next step was to turn the machine learning model into a working web application.</w:t>
+      </w:r>
+    </w:p>
+    <w:p>
+      <w:pPr>
+        <w:rPr>
+          <w:lang w:val="en-US"/>
+        </w:rPr>
+      </w:pPr>
+      <w:r>
+        <w:rPr>
+          <w:lang w:val="en-US"/>
+        </w:rPr>
+        <w:t>The app was built with Flask as the backend and HTML/CSS as the frontend.</w:t>
+      </w:r>
+    </w:p>
+    <w:p>
+      <w:pPr>
+        <w:rPr>
+          <w:lang w:val="en-US"/>
+        </w:rPr>
+      </w:pPr>
+      <w:r>
+        <w:rPr>
+          <w:lang w:val="en-US"/>
+        </w:rPr>
+        <w:t>The structure of the application is:</w:t>
+      </w:r>
+    </w:p>
+    <w:p>
+      <w:pPr>
+        <w:rPr>
+          <w:lang w:val="en-US"/>
+        </w:rPr>
+      </w:pPr>
+      <w:r>
+        <w:rPr>
+          <w:lang w:val="en-US"/>
+        </w:rPr>
+        <w:t>Frontend → Flask Backend → Preprocessing → ML Model → Prediction → Result</w:t>
+      </w:r>
+    </w:p>
+    <w:p>
+      <w:pPr>
+        <w:rPr>
+          <w:lang w:val="en-US"/>
+        </w:rPr>
+      </w:pPr>
+      <w:r>
+        <w:rPr>
+          <w:lang w:val="en-US"/>
+        </w:rPr>
+        <w:t>The user can enter customer information such as tenure, monthly charges, contract type and other features through a form on the website.</w:t>
+      </w:r>
+    </w:p>
+    <w:p>
+      <w:pPr>
+        <w:rPr>
+          <w:lang w:val="en-US"/>
+        </w:rPr>
+      </w:pPr>
+      <w:r>
+        <w:rPr>
+          <w:lang w:val="en-US"/>
+        </w:rPr>
+        <w:t xml:space="preserve">The Flask backend receives the form data using a POST request. The data is then converted into a </w:t>
+      </w:r>
+      <w:proofErr w:type="gramStart"/>
+      <w:r>
+        <w:rPr>
+          <w:lang w:val="en-US"/>
+        </w:rPr>
+        <w:t xml:space="preserve">pandas </w:t>
+      </w:r>
+      <w:proofErr w:type="spellStart"/>
+      <w:r>
+        <w:rPr>
+          <w:lang w:val="en-US"/>
+        </w:rPr>
+        <w:t>DataFrame</w:t>
+      </w:r>
+      <w:proofErr w:type="spellEnd"/>
+      <w:proofErr w:type="gramEnd"/>
+      <w:r>
+        <w:rPr>
+          <w:lang w:val="en-US"/>
+        </w:rPr>
+        <w:t xml:space="preserve"> and processed in the same way as the training data.</w:t>
+      </w:r>
+    </w:p>
+    <w:p>
+      <w:r>
+        <w:t>The preprocessing includes:</w:t>
       </w:r>
     </w:p>
     <w:p>
       <w:pPr>
         <w:numPr>
           <w:ilvl w:val="0"/>
-          <w:numId w:val="3"/>
+          <w:numId w:val="25"/>
         </w:numPr>
-        <w:ind w:left="470" w:hanging="357"/>
-        <w:rPr>
-          <w:lang w:val="en-US"/>
-        </w:rPr>
-      </w:pPr>
-      <w:r>
-        <w:rPr>
-          <w:lang w:val="en-US"/>
-        </w:rPr>
-        <w:t xml:space="preserve">Pick 3–4 columns and check if they seem to correlate with churn just by eye (e.g. do month-to-month contracts churn more than yearly ones?). </w:t>
-      </w:r>
-    </w:p>
-    <w:p>
-      <w:pPr>
-        <w:spacing w:after="120"/>
-        <w:ind w:left="113"/>
-        <w:rPr>
-          <w:color w:val="EE0000"/>
-          <w:sz w:val="20"/>
-          <w:szCs w:val="20"/>
-          <w:lang w:val="en-US"/>
-        </w:rPr>
-      </w:pPr>
-      <w:r>
-        <w:rPr>
-          <w:color w:val="EE0000"/>
-          <w:sz w:val="20"/>
-          <w:szCs w:val="20"/>
-          <w:lang w:val="en-US"/>
-        </w:rPr>
-        <w:t xml:space="preserve">Unnamed: 0 → Unnecessary </w:t>
-      </w:r>
-    </w:p>
-    <w:p>
-      <w:pPr>
-        <w:spacing w:after="120"/>
-        <w:ind w:left="113"/>
-        <w:rPr>
-          <w:color w:val="EE0000"/>
-          <w:sz w:val="20"/>
-          <w:szCs w:val="20"/>
-          <w:lang w:val="en-US"/>
-        </w:rPr>
-      </w:pPr>
-      <w:proofErr w:type="spellStart"/>
-      <w:r>
-        <w:rPr>
-          <w:color w:val="EE0000"/>
-          <w:sz w:val="20"/>
-          <w:szCs w:val="20"/>
-          <w:lang w:val="en-US"/>
-        </w:rPr>
-        <w:t>customerID</w:t>
-      </w:r>
-      <w:proofErr w:type="spellEnd"/>
-      <w:r>
-        <w:rPr>
-          <w:color w:val="EE0000"/>
-          <w:sz w:val="20"/>
-          <w:szCs w:val="20"/>
-          <w:lang w:val="en-US"/>
-        </w:rPr>
-        <w:t xml:space="preserve"> → Unnecessary </w:t>
-      </w:r>
-    </w:p>
-    <w:p>
-      <w:pPr>
-        <w:spacing w:after="120"/>
-        <w:ind w:left="113"/>
-        <w:rPr>
-          <w:color w:val="7B7B7B" w:themeColor="accent3" w:themeShade="BF"/>
-          <w:sz w:val="20"/>
-          <w:szCs w:val="20"/>
-          <w:lang w:val="en-US"/>
-        </w:rPr>
-      </w:pPr>
-      <w:r>
-        <w:rPr>
-          <w:color w:val="7B7B7B" w:themeColor="accent3" w:themeShade="BF"/>
-          <w:sz w:val="20"/>
-          <w:szCs w:val="20"/>
-          <w:lang w:val="en-US"/>
-        </w:rPr>
-        <w:t>gender → No Comment</w:t>
-      </w:r>
-    </w:p>
-    <w:p>
-      <w:pPr>
-        <w:spacing w:after="120"/>
-        <w:ind w:left="113"/>
-        <w:rPr>
-          <w:color w:val="7B7B7B" w:themeColor="accent3" w:themeShade="BF"/>
-          <w:sz w:val="20"/>
-          <w:szCs w:val="20"/>
-          <w:lang w:val="en-US"/>
-        </w:rPr>
-      </w:pPr>
-      <w:proofErr w:type="spellStart"/>
-      <w:r>
-        <w:rPr>
-          <w:color w:val="7B7B7B" w:themeColor="accent3" w:themeShade="BF"/>
-          <w:sz w:val="20"/>
-          <w:szCs w:val="20"/>
-          <w:lang w:val="en-US"/>
-        </w:rPr>
-        <w:t>SeniorCitizen</w:t>
-      </w:r>
-      <w:proofErr w:type="spellEnd"/>
-      <w:r>
-        <w:rPr>
-          <w:color w:val="7B7B7B" w:themeColor="accent3" w:themeShade="BF"/>
-          <w:sz w:val="20"/>
-          <w:szCs w:val="20"/>
-          <w:lang w:val="en-US"/>
-        </w:rPr>
-        <w:t xml:space="preserve"> → No Comment</w:t>
-      </w:r>
-    </w:p>
-    <w:p>
-      <w:pPr>
-        <w:spacing w:after="120"/>
-        <w:ind w:left="113"/>
-        <w:rPr>
-          <w:color w:val="2E74B5" w:themeColor="accent1" w:themeShade="BF"/>
-          <w:sz w:val="20"/>
-          <w:szCs w:val="20"/>
-          <w:lang w:val="en-US"/>
-        </w:rPr>
-      </w:pPr>
-      <w:r>
-        <w:rPr>
-          <w:color w:val="2E74B5" w:themeColor="accent1" w:themeShade="BF"/>
-          <w:sz w:val="20"/>
-          <w:szCs w:val="20"/>
-          <w:lang w:val="en-US"/>
-        </w:rPr>
-        <w:t>Partner ↔ Dependents</w:t>
-      </w:r>
-    </w:p>
-    <w:p>
-      <w:pPr>
-        <w:spacing w:after="120"/>
-        <w:ind w:left="113"/>
-        <w:rPr>
-          <w:color w:val="2E74B5" w:themeColor="accent1" w:themeShade="BF"/>
-          <w:sz w:val="20"/>
-          <w:szCs w:val="20"/>
-          <w:lang w:val="en-US"/>
-        </w:rPr>
-      </w:pPr>
-      <w:r>
-        <w:rPr>
-          <w:color w:val="2E74B5" w:themeColor="accent1" w:themeShade="BF"/>
-          <w:sz w:val="20"/>
-          <w:szCs w:val="20"/>
-          <w:lang w:val="en-US"/>
-        </w:rPr>
-        <w:t>Dependents ↔ Partner</w:t>
-      </w:r>
-    </w:p>
-    <w:p>
-      <w:pPr>
-        <w:spacing w:after="120"/>
-        <w:ind w:left="113"/>
-        <w:rPr>
-          <w:color w:val="70AD47" w:themeColor="accent6"/>
-          <w:sz w:val="20"/>
-          <w:szCs w:val="20"/>
-          <w:lang w:val="en-US"/>
-        </w:rPr>
-      </w:pPr>
-      <w:r>
-        <w:rPr>
-          <w:color w:val="00B050"/>
-          <w:sz w:val="20"/>
-          <w:szCs w:val="20"/>
-          <w:lang w:val="en-US"/>
-        </w:rPr>
-        <w:t xml:space="preserve">tenure ↔ </w:t>
-      </w:r>
-      <w:proofErr w:type="spellStart"/>
-      <w:r>
-        <w:rPr>
-          <w:color w:val="00B050"/>
-          <w:sz w:val="20"/>
-          <w:szCs w:val="20"/>
-          <w:lang w:val="en-US"/>
-        </w:rPr>
-        <w:t>TotalCharges</w:t>
-      </w:r>
-      <w:proofErr w:type="spellEnd"/>
-      <w:r>
-        <w:rPr>
-          <w:color w:val="00B050"/>
-          <w:sz w:val="20"/>
-          <w:szCs w:val="20"/>
-          <w:lang w:val="en-US"/>
-        </w:rPr>
-        <w:t>, Contract</w:t>
-      </w:r>
-      <w:r>
-        <w:rPr>
-          <w:color w:val="00B050"/>
-          <w:sz w:val="20"/>
-          <w:szCs w:val="20"/>
-          <w:lang w:val="en-US"/>
-        </w:rPr>
-        <w:t xml:space="preserve"> -&gt; important for chur</w:t>
-      </w:r>
-      <w:r>
-        <w:rPr>
-          <w:color w:val="00B050"/>
-          <w:sz w:val="20"/>
-          <w:szCs w:val="20"/>
-          <w:lang w:val="en-US"/>
-        </w:rPr>
-        <w:t>n</w:t>
-      </w:r>
-    </w:p>
-    <w:p>
-      <w:pPr>
-        <w:spacing w:after="120"/>
-        <w:ind w:left="113"/>
-        <w:rPr>
-          <w:color w:val="4472C4" w:themeColor="accent5"/>
-          <w:sz w:val="20"/>
-          <w:szCs w:val="20"/>
-          <w:lang w:val="en-US"/>
-        </w:rPr>
-      </w:pPr>
-      <w:proofErr w:type="spellStart"/>
-      <w:r>
-        <w:rPr>
-          <w:color w:val="4472C4" w:themeColor="accent5"/>
-          <w:sz w:val="20"/>
-          <w:szCs w:val="20"/>
-          <w:lang w:val="en-US"/>
-        </w:rPr>
-        <w:t>PhoneService</w:t>
-      </w:r>
-      <w:proofErr w:type="spellEnd"/>
-      <w:r>
-        <w:rPr>
-          <w:color w:val="4472C4" w:themeColor="accent5"/>
-          <w:sz w:val="20"/>
-          <w:szCs w:val="20"/>
-          <w:lang w:val="en-US"/>
-        </w:rPr>
-        <w:t xml:space="preserve"> ↔ </w:t>
-      </w:r>
-      <w:proofErr w:type="spellStart"/>
-      <w:r>
-        <w:rPr>
-          <w:color w:val="4472C4" w:themeColor="accent5"/>
-          <w:sz w:val="20"/>
-          <w:szCs w:val="20"/>
-          <w:lang w:val="en-US"/>
-        </w:rPr>
-        <w:t>MultipleLines</w:t>
-      </w:r>
-      <w:proofErr w:type="spellEnd"/>
-    </w:p>
-    <w:p>
-      <w:pPr>
-        <w:spacing w:after="120"/>
-        <w:ind w:left="113"/>
-        <w:rPr>
-          <w:color w:val="4472C4" w:themeColor="accent5"/>
-          <w:sz w:val="20"/>
-          <w:szCs w:val="20"/>
-          <w:lang w:val="en-US"/>
-        </w:rPr>
-      </w:pPr>
-      <w:proofErr w:type="spellStart"/>
-      <w:r>
-        <w:rPr>
-          <w:color w:val="4472C4" w:themeColor="accent5"/>
-          <w:sz w:val="20"/>
-          <w:szCs w:val="20"/>
-          <w:lang w:val="en-US"/>
-        </w:rPr>
-        <w:t>MultipleLines</w:t>
-      </w:r>
-      <w:proofErr w:type="spellEnd"/>
-      <w:r>
-        <w:rPr>
-          <w:color w:val="4472C4" w:themeColor="accent5"/>
-          <w:sz w:val="20"/>
-          <w:szCs w:val="20"/>
-          <w:lang w:val="en-US"/>
-        </w:rPr>
-        <w:t xml:space="preserve"> ↔ </w:t>
-      </w:r>
-      <w:proofErr w:type="spellStart"/>
-      <w:r>
-        <w:rPr>
-          <w:color w:val="4472C4" w:themeColor="accent5"/>
-          <w:sz w:val="20"/>
-          <w:szCs w:val="20"/>
-          <w:lang w:val="en-US"/>
-        </w:rPr>
-        <w:t>PhoneService</w:t>
-      </w:r>
-      <w:proofErr w:type="spellEnd"/>
-    </w:p>
-    <w:p>
-      <w:pPr>
-        <w:spacing w:after="120"/>
-        <w:ind w:left="113"/>
-        <w:rPr>
-          <w:color w:val="4472C4" w:themeColor="accent5"/>
-          <w:sz w:val="20"/>
-          <w:szCs w:val="20"/>
-          <w:lang w:val="en-US"/>
-        </w:rPr>
-      </w:pPr>
-      <w:proofErr w:type="spellStart"/>
-      <w:r>
-        <w:rPr>
-          <w:color w:val="4472C4" w:themeColor="accent5"/>
-          <w:sz w:val="20"/>
-          <w:szCs w:val="20"/>
-          <w:lang w:val="en-US"/>
-        </w:rPr>
-        <w:lastRenderedPageBreak/>
-        <w:t>InternetService</w:t>
-      </w:r>
-      <w:proofErr w:type="spellEnd"/>
-      <w:r>
-        <w:rPr>
-          <w:color w:val="4472C4" w:themeColor="accent5"/>
-          <w:sz w:val="20"/>
-          <w:szCs w:val="20"/>
-          <w:lang w:val="en-US"/>
-        </w:rPr>
-        <w:t xml:space="preserve"> ↔ </w:t>
-      </w:r>
-      <w:proofErr w:type="spellStart"/>
-      <w:r>
-        <w:rPr>
-          <w:color w:val="4472C4" w:themeColor="accent5"/>
-          <w:sz w:val="20"/>
-          <w:szCs w:val="20"/>
-          <w:lang w:val="en-US"/>
-        </w:rPr>
-        <w:t>OnlineSecurity</w:t>
-      </w:r>
-      <w:proofErr w:type="spellEnd"/>
-      <w:r>
-        <w:rPr>
-          <w:color w:val="4472C4" w:themeColor="accent5"/>
-          <w:sz w:val="20"/>
-          <w:szCs w:val="20"/>
-          <w:lang w:val="en-US"/>
-        </w:rPr>
-        <w:t xml:space="preserve">, </w:t>
-      </w:r>
-      <w:proofErr w:type="spellStart"/>
-      <w:r>
-        <w:rPr>
-          <w:color w:val="4472C4" w:themeColor="accent5"/>
-          <w:sz w:val="20"/>
-          <w:szCs w:val="20"/>
-          <w:lang w:val="en-US"/>
-        </w:rPr>
-        <w:t>OnlineBackup</w:t>
-      </w:r>
-      <w:proofErr w:type="spellEnd"/>
-      <w:r>
-        <w:rPr>
-          <w:color w:val="4472C4" w:themeColor="accent5"/>
-          <w:sz w:val="20"/>
-          <w:szCs w:val="20"/>
-          <w:lang w:val="en-US"/>
-        </w:rPr>
-        <w:t xml:space="preserve">, </w:t>
-      </w:r>
-      <w:proofErr w:type="spellStart"/>
-      <w:r>
-        <w:rPr>
-          <w:color w:val="4472C4" w:themeColor="accent5"/>
-          <w:sz w:val="20"/>
-          <w:szCs w:val="20"/>
-          <w:lang w:val="en-US"/>
-        </w:rPr>
-        <w:t>DeviceProtection</w:t>
-      </w:r>
-      <w:proofErr w:type="spellEnd"/>
-      <w:r>
-        <w:rPr>
-          <w:color w:val="4472C4" w:themeColor="accent5"/>
-          <w:sz w:val="20"/>
-          <w:szCs w:val="20"/>
-          <w:lang w:val="en-US"/>
-        </w:rPr>
-        <w:t xml:space="preserve">, </w:t>
-      </w:r>
-      <w:proofErr w:type="spellStart"/>
-      <w:r>
-        <w:rPr>
-          <w:color w:val="4472C4" w:themeColor="accent5"/>
-          <w:sz w:val="20"/>
-          <w:szCs w:val="20"/>
-          <w:lang w:val="en-US"/>
-        </w:rPr>
-        <w:t>TechSupport</w:t>
-      </w:r>
-      <w:proofErr w:type="spellEnd"/>
-      <w:r>
-        <w:rPr>
-          <w:color w:val="4472C4" w:themeColor="accent5"/>
-          <w:sz w:val="20"/>
-          <w:szCs w:val="20"/>
-          <w:lang w:val="en-US"/>
-        </w:rPr>
-        <w:t xml:space="preserve">, </w:t>
-      </w:r>
-      <w:proofErr w:type="spellStart"/>
-      <w:r>
-        <w:rPr>
-          <w:color w:val="4472C4" w:themeColor="accent5"/>
-          <w:sz w:val="20"/>
-          <w:szCs w:val="20"/>
-          <w:lang w:val="en-US"/>
-        </w:rPr>
-        <w:t>StreamingTV</w:t>
-      </w:r>
-      <w:proofErr w:type="spellEnd"/>
-      <w:r>
-        <w:rPr>
-          <w:color w:val="4472C4" w:themeColor="accent5"/>
-          <w:sz w:val="20"/>
-          <w:szCs w:val="20"/>
-          <w:lang w:val="en-US"/>
-        </w:rPr>
-        <w:t xml:space="preserve">, </w:t>
-      </w:r>
-      <w:proofErr w:type="spellStart"/>
-      <w:r>
-        <w:rPr>
-          <w:color w:val="4472C4" w:themeColor="accent5"/>
-          <w:sz w:val="20"/>
-          <w:szCs w:val="20"/>
-          <w:lang w:val="en-US"/>
-        </w:rPr>
-        <w:t>StreamingMovies</w:t>
-      </w:r>
-      <w:proofErr w:type="spellEnd"/>
-    </w:p>
-    <w:p>
-      <w:pPr>
-        <w:spacing w:after="120"/>
-        <w:ind w:left="113"/>
-        <w:rPr>
-          <w:color w:val="4472C4" w:themeColor="accent5"/>
-          <w:sz w:val="20"/>
-          <w:szCs w:val="20"/>
-          <w:lang w:val="en-US"/>
-        </w:rPr>
-      </w:pPr>
-      <w:proofErr w:type="spellStart"/>
-      <w:r>
-        <w:rPr>
-          <w:color w:val="4472C4" w:themeColor="accent5"/>
-          <w:sz w:val="20"/>
-          <w:szCs w:val="20"/>
-          <w:lang w:val="en-US"/>
-        </w:rPr>
-        <w:t>OnlineSecurity</w:t>
-      </w:r>
-      <w:proofErr w:type="spellEnd"/>
-      <w:r>
-        <w:rPr>
-          <w:color w:val="4472C4" w:themeColor="accent5"/>
-          <w:sz w:val="20"/>
-          <w:szCs w:val="20"/>
-          <w:lang w:val="en-US"/>
-        </w:rPr>
-        <w:t xml:space="preserve"> ↔ </w:t>
-      </w:r>
-      <w:proofErr w:type="spellStart"/>
-      <w:r>
-        <w:rPr>
-          <w:color w:val="4472C4" w:themeColor="accent5"/>
-          <w:sz w:val="20"/>
-          <w:szCs w:val="20"/>
-          <w:lang w:val="en-US"/>
-        </w:rPr>
-        <w:t>InternetService</w:t>
-      </w:r>
-      <w:proofErr w:type="spellEnd"/>
-    </w:p>
-    <w:p>
-      <w:pPr>
-        <w:spacing w:after="120"/>
-        <w:ind w:left="113"/>
-        <w:rPr>
-          <w:color w:val="4472C4" w:themeColor="accent5"/>
-          <w:sz w:val="20"/>
-          <w:szCs w:val="20"/>
-          <w:lang w:val="en-US"/>
-        </w:rPr>
-      </w:pPr>
-      <w:proofErr w:type="spellStart"/>
-      <w:r>
-        <w:rPr>
-          <w:color w:val="4472C4" w:themeColor="accent5"/>
-          <w:sz w:val="20"/>
-          <w:szCs w:val="20"/>
-          <w:lang w:val="en-US"/>
-        </w:rPr>
-        <w:t>OnlineBackup</w:t>
-      </w:r>
-      <w:proofErr w:type="spellEnd"/>
-      <w:r>
-        <w:rPr>
-          <w:color w:val="4472C4" w:themeColor="accent5"/>
-          <w:sz w:val="20"/>
-          <w:szCs w:val="20"/>
-          <w:lang w:val="en-US"/>
-        </w:rPr>
-        <w:t xml:space="preserve"> ↔ </w:t>
-      </w:r>
-      <w:proofErr w:type="spellStart"/>
-      <w:r>
-        <w:rPr>
-          <w:color w:val="4472C4" w:themeColor="accent5"/>
-          <w:sz w:val="20"/>
-          <w:szCs w:val="20"/>
-          <w:lang w:val="en-US"/>
-        </w:rPr>
-        <w:t>InternetService</w:t>
-      </w:r>
-      <w:proofErr w:type="spellEnd"/>
-    </w:p>
-    <w:p>
-      <w:pPr>
-        <w:spacing w:after="120"/>
-        <w:ind w:left="113"/>
-        <w:rPr>
-          <w:color w:val="4472C4" w:themeColor="accent5"/>
-          <w:sz w:val="20"/>
-          <w:szCs w:val="20"/>
-          <w:lang w:val="en-US"/>
-        </w:rPr>
-      </w:pPr>
-      <w:proofErr w:type="spellStart"/>
-      <w:r>
-        <w:rPr>
-          <w:color w:val="4472C4" w:themeColor="accent5"/>
-          <w:sz w:val="20"/>
-          <w:szCs w:val="20"/>
-          <w:lang w:val="en-US"/>
-        </w:rPr>
-        <w:t>DeviceProtection</w:t>
-      </w:r>
-      <w:proofErr w:type="spellEnd"/>
-      <w:r>
-        <w:rPr>
-          <w:color w:val="4472C4" w:themeColor="accent5"/>
-          <w:sz w:val="20"/>
-          <w:szCs w:val="20"/>
-          <w:lang w:val="en-US"/>
-        </w:rPr>
-        <w:t xml:space="preserve"> ↔ </w:t>
-      </w:r>
-      <w:proofErr w:type="spellStart"/>
-      <w:r>
-        <w:rPr>
-          <w:color w:val="4472C4" w:themeColor="accent5"/>
-          <w:sz w:val="20"/>
-          <w:szCs w:val="20"/>
-          <w:lang w:val="en-US"/>
-        </w:rPr>
-        <w:t>InternetService</w:t>
-      </w:r>
-      <w:proofErr w:type="spellEnd"/>
-    </w:p>
-    <w:p>
-      <w:pPr>
-        <w:spacing w:after="120"/>
-        <w:ind w:left="113"/>
-        <w:rPr>
-          <w:color w:val="4472C4" w:themeColor="accent5"/>
-          <w:sz w:val="20"/>
-          <w:szCs w:val="20"/>
-          <w:lang w:val="en-US"/>
-        </w:rPr>
-      </w:pPr>
-      <w:proofErr w:type="spellStart"/>
-      <w:r>
-        <w:rPr>
-          <w:color w:val="4472C4" w:themeColor="accent5"/>
-          <w:sz w:val="20"/>
-          <w:szCs w:val="20"/>
-          <w:lang w:val="en-US"/>
-        </w:rPr>
-        <w:t>TechSupport</w:t>
-      </w:r>
-      <w:proofErr w:type="spellEnd"/>
-      <w:r>
-        <w:rPr>
-          <w:color w:val="4472C4" w:themeColor="accent5"/>
-          <w:sz w:val="20"/>
-          <w:szCs w:val="20"/>
-          <w:lang w:val="en-US"/>
-        </w:rPr>
-        <w:t xml:space="preserve"> ↔ </w:t>
-      </w:r>
-      <w:proofErr w:type="spellStart"/>
-      <w:r>
-        <w:rPr>
-          <w:color w:val="4472C4" w:themeColor="accent5"/>
-          <w:sz w:val="20"/>
-          <w:szCs w:val="20"/>
-          <w:lang w:val="en-US"/>
-        </w:rPr>
-        <w:t>InternetService</w:t>
-      </w:r>
-      <w:proofErr w:type="spellEnd"/>
-    </w:p>
-    <w:p>
-      <w:pPr>
-        <w:spacing w:after="120"/>
-        <w:ind w:left="113"/>
-        <w:rPr>
-          <w:color w:val="4472C4" w:themeColor="accent5"/>
-          <w:sz w:val="20"/>
-          <w:szCs w:val="20"/>
-          <w:lang w:val="en-US"/>
-        </w:rPr>
-      </w:pPr>
-      <w:proofErr w:type="spellStart"/>
-      <w:r>
-        <w:rPr>
-          <w:color w:val="4472C4" w:themeColor="accent5"/>
-          <w:sz w:val="20"/>
-          <w:szCs w:val="20"/>
-          <w:lang w:val="en-US"/>
-        </w:rPr>
-        <w:t>StreamingTV</w:t>
-      </w:r>
-      <w:proofErr w:type="spellEnd"/>
-      <w:r>
-        <w:rPr>
-          <w:color w:val="4472C4" w:themeColor="accent5"/>
-          <w:sz w:val="20"/>
-          <w:szCs w:val="20"/>
-          <w:lang w:val="en-US"/>
-        </w:rPr>
-        <w:t xml:space="preserve"> ↔ </w:t>
-      </w:r>
-      <w:proofErr w:type="spellStart"/>
-      <w:r>
-        <w:rPr>
-          <w:color w:val="4472C4" w:themeColor="accent5"/>
-          <w:sz w:val="20"/>
-          <w:szCs w:val="20"/>
-          <w:lang w:val="en-US"/>
-        </w:rPr>
-        <w:t>StreamingMovies</w:t>
-      </w:r>
-      <w:proofErr w:type="spellEnd"/>
-      <w:r>
-        <w:rPr>
-          <w:color w:val="4472C4" w:themeColor="accent5"/>
-          <w:sz w:val="20"/>
-          <w:szCs w:val="20"/>
-          <w:lang w:val="en-US"/>
-        </w:rPr>
-        <w:t xml:space="preserve">, </w:t>
-      </w:r>
-      <w:proofErr w:type="spellStart"/>
-      <w:r>
-        <w:rPr>
-          <w:color w:val="4472C4" w:themeColor="accent5"/>
-          <w:sz w:val="20"/>
-          <w:szCs w:val="20"/>
-          <w:lang w:val="en-US"/>
-        </w:rPr>
-        <w:t>InternetService</w:t>
-      </w:r>
-      <w:proofErr w:type="spellEnd"/>
-    </w:p>
-    <w:p>
-      <w:pPr>
-        <w:spacing w:after="120"/>
-        <w:ind w:left="113"/>
-        <w:rPr>
-          <w:color w:val="4472C4" w:themeColor="accent5"/>
-          <w:sz w:val="20"/>
-          <w:szCs w:val="20"/>
-          <w:lang w:val="en-US"/>
-        </w:rPr>
-      </w:pPr>
-      <w:proofErr w:type="spellStart"/>
-      <w:r>
-        <w:rPr>
-          <w:color w:val="4472C4" w:themeColor="accent5"/>
-          <w:sz w:val="20"/>
-          <w:szCs w:val="20"/>
-          <w:lang w:val="en-US"/>
-        </w:rPr>
-        <w:t>StreamingMovies</w:t>
-      </w:r>
-      <w:proofErr w:type="spellEnd"/>
-      <w:r>
-        <w:rPr>
-          <w:color w:val="4472C4" w:themeColor="accent5"/>
-          <w:sz w:val="20"/>
-          <w:szCs w:val="20"/>
-          <w:lang w:val="en-US"/>
-        </w:rPr>
-        <w:t xml:space="preserve"> ↔ </w:t>
-      </w:r>
-      <w:proofErr w:type="spellStart"/>
-      <w:r>
-        <w:rPr>
-          <w:color w:val="4472C4" w:themeColor="accent5"/>
-          <w:sz w:val="20"/>
-          <w:szCs w:val="20"/>
-          <w:lang w:val="en-US"/>
-        </w:rPr>
-        <w:t>StreamingTV</w:t>
-      </w:r>
-      <w:proofErr w:type="spellEnd"/>
-      <w:r>
-        <w:rPr>
-          <w:color w:val="4472C4" w:themeColor="accent5"/>
-          <w:sz w:val="20"/>
-          <w:szCs w:val="20"/>
-          <w:lang w:val="en-US"/>
-        </w:rPr>
-        <w:t xml:space="preserve">, </w:t>
-      </w:r>
-      <w:proofErr w:type="spellStart"/>
-      <w:r>
-        <w:rPr>
-          <w:color w:val="4472C4" w:themeColor="accent5"/>
-          <w:sz w:val="20"/>
-          <w:szCs w:val="20"/>
-          <w:lang w:val="en-US"/>
-        </w:rPr>
-        <w:t>InternetService</w:t>
-      </w:r>
-      <w:proofErr w:type="spellEnd"/>
-    </w:p>
-    <w:p>
-      <w:pPr>
-        <w:spacing w:after="120"/>
-        <w:ind w:left="113"/>
-        <w:rPr>
-          <w:color w:val="00B050"/>
-          <w:sz w:val="20"/>
-          <w:szCs w:val="20"/>
-          <w:lang w:val="en-US"/>
-        </w:rPr>
-      </w:pPr>
-      <w:r>
-        <w:rPr>
-          <w:color w:val="00B050"/>
-          <w:sz w:val="20"/>
-          <w:szCs w:val="20"/>
-          <w:lang w:val="en-US"/>
-        </w:rPr>
-        <w:t>Contract ↔ tenure</w:t>
-      </w:r>
-      <w:r>
-        <w:rPr>
-          <w:color w:val="00B050"/>
-          <w:sz w:val="20"/>
-          <w:szCs w:val="20"/>
-          <w:lang w:val="en-US"/>
-        </w:rPr>
-        <w:t xml:space="preserve"> -&gt; important for churn</w:t>
-      </w:r>
-    </w:p>
-    <w:p>
-      <w:pPr>
-        <w:spacing w:after="120"/>
-        <w:ind w:left="113"/>
-        <w:rPr>
-          <w:color w:val="4472C4" w:themeColor="accent5"/>
-          <w:sz w:val="20"/>
-          <w:szCs w:val="20"/>
-          <w:lang w:val="en-US"/>
-        </w:rPr>
-      </w:pPr>
-      <w:proofErr w:type="spellStart"/>
-      <w:r>
-        <w:rPr>
-          <w:color w:val="4472C4" w:themeColor="accent5"/>
-          <w:sz w:val="20"/>
-          <w:szCs w:val="20"/>
-          <w:lang w:val="en-US"/>
-        </w:rPr>
-        <w:t>PaperlessBilling</w:t>
-      </w:r>
-      <w:proofErr w:type="spellEnd"/>
-      <w:r>
-        <w:rPr>
-          <w:color w:val="4472C4" w:themeColor="accent5"/>
-          <w:sz w:val="20"/>
-          <w:szCs w:val="20"/>
-          <w:lang w:val="en-US"/>
-        </w:rPr>
-        <w:t xml:space="preserve"> ↔ </w:t>
-      </w:r>
-      <w:proofErr w:type="spellStart"/>
-      <w:r>
-        <w:rPr>
-          <w:color w:val="4472C4" w:themeColor="accent5"/>
-          <w:sz w:val="20"/>
-          <w:szCs w:val="20"/>
-          <w:lang w:val="en-US"/>
-        </w:rPr>
-        <w:t>PaymentMethod</w:t>
-      </w:r>
-      <w:proofErr w:type="spellEnd"/>
-    </w:p>
-    <w:p>
-      <w:pPr>
-        <w:spacing w:after="120"/>
-        <w:ind w:left="113"/>
-        <w:rPr>
-          <w:color w:val="4472C4" w:themeColor="accent5"/>
-          <w:sz w:val="20"/>
-          <w:szCs w:val="20"/>
-          <w:lang w:val="en-US"/>
-        </w:rPr>
-      </w:pPr>
-      <w:proofErr w:type="spellStart"/>
-      <w:r>
-        <w:rPr>
-          <w:color w:val="4472C4" w:themeColor="accent5"/>
-          <w:sz w:val="20"/>
-          <w:szCs w:val="20"/>
-          <w:lang w:val="en-US"/>
-        </w:rPr>
-        <w:t>PaymentMethod</w:t>
-      </w:r>
-      <w:proofErr w:type="spellEnd"/>
-      <w:r>
-        <w:rPr>
-          <w:color w:val="4472C4" w:themeColor="accent5"/>
-          <w:sz w:val="20"/>
-          <w:szCs w:val="20"/>
-          <w:lang w:val="en-US"/>
-        </w:rPr>
-        <w:t xml:space="preserve"> ↔ </w:t>
-      </w:r>
-      <w:proofErr w:type="spellStart"/>
-      <w:r>
-        <w:rPr>
-          <w:color w:val="4472C4" w:themeColor="accent5"/>
-          <w:sz w:val="20"/>
-          <w:szCs w:val="20"/>
-          <w:lang w:val="en-US"/>
-        </w:rPr>
-        <w:t>PaperlessBilling</w:t>
-      </w:r>
-      <w:proofErr w:type="spellEnd"/>
-    </w:p>
-    <w:p>
-      <w:pPr>
-        <w:spacing w:after="120"/>
-        <w:ind w:left="113"/>
-        <w:rPr>
-          <w:color w:val="00B050"/>
-          <w:sz w:val="20"/>
-          <w:szCs w:val="20"/>
-          <w:lang w:val="en-US"/>
-        </w:rPr>
-      </w:pPr>
-      <w:proofErr w:type="spellStart"/>
-      <w:r>
-        <w:rPr>
-          <w:color w:val="00B050"/>
-          <w:sz w:val="20"/>
-          <w:szCs w:val="20"/>
-          <w:lang w:val="en-US"/>
-        </w:rPr>
-        <w:t>MonthlyCharges</w:t>
-      </w:r>
-      <w:proofErr w:type="spellEnd"/>
-      <w:r>
-        <w:rPr>
-          <w:color w:val="00B050"/>
-          <w:sz w:val="20"/>
-          <w:szCs w:val="20"/>
-          <w:lang w:val="en-US"/>
-        </w:rPr>
-        <w:t xml:space="preserve"> ↔ </w:t>
-      </w:r>
-      <w:proofErr w:type="spellStart"/>
-      <w:r>
-        <w:rPr>
-          <w:color w:val="00B050"/>
-          <w:sz w:val="20"/>
-          <w:szCs w:val="20"/>
-          <w:lang w:val="en-US"/>
-        </w:rPr>
-        <w:t>TotalCharges</w:t>
-      </w:r>
-      <w:proofErr w:type="spellEnd"/>
-      <w:r>
-        <w:rPr>
-          <w:color w:val="00B050"/>
-          <w:sz w:val="20"/>
-          <w:szCs w:val="20"/>
-          <w:lang w:val="en-US"/>
-        </w:rPr>
-        <w:t xml:space="preserve"> -&gt; important for churn</w:t>
-      </w:r>
-    </w:p>
-    <w:p>
-      <w:pPr>
-        <w:spacing w:after="120"/>
-        <w:ind w:left="113"/>
-        <w:rPr>
-          <w:color w:val="00B050"/>
-          <w:sz w:val="20"/>
-          <w:szCs w:val="20"/>
-          <w:lang w:val="en-US"/>
-        </w:rPr>
-      </w:pPr>
-      <w:proofErr w:type="spellStart"/>
-      <w:r>
-        <w:rPr>
-          <w:color w:val="00B050"/>
-          <w:sz w:val="20"/>
-          <w:szCs w:val="20"/>
-          <w:lang w:val="en-US"/>
-        </w:rPr>
-        <w:t>TotalCharges</w:t>
-      </w:r>
-      <w:proofErr w:type="spellEnd"/>
-      <w:r>
-        <w:rPr>
-          <w:color w:val="00B050"/>
-          <w:sz w:val="20"/>
-          <w:szCs w:val="20"/>
-          <w:lang w:val="en-US"/>
-        </w:rPr>
-        <w:t xml:space="preserve"> ↔ </w:t>
-      </w:r>
-      <w:proofErr w:type="spellStart"/>
-      <w:r>
-        <w:rPr>
-          <w:color w:val="00B050"/>
-          <w:sz w:val="20"/>
-          <w:szCs w:val="20"/>
-          <w:lang w:val="en-US"/>
-        </w:rPr>
-        <w:t>MonthlyCharges</w:t>
-      </w:r>
-      <w:proofErr w:type="spellEnd"/>
-      <w:r>
-        <w:rPr>
-          <w:color w:val="00B050"/>
-          <w:sz w:val="20"/>
-          <w:szCs w:val="20"/>
-          <w:lang w:val="en-US"/>
-        </w:rPr>
-        <w:t xml:space="preserve"> -&gt; important for Churn</w:t>
-      </w:r>
-    </w:p>
-    <w:p>
-      <w:pPr>
-        <w:spacing w:after="120"/>
-        <w:ind w:left="113"/>
-        <w:rPr>
-          <w:color w:val="C45911" w:themeColor="accent2" w:themeShade="BF"/>
-          <w:sz w:val="20"/>
-          <w:szCs w:val="20"/>
-          <w:lang w:val="en-US"/>
-        </w:rPr>
-      </w:pPr>
-      <w:r>
-        <w:rPr>
-          <w:color w:val="C45911" w:themeColor="accent2" w:themeShade="BF"/>
-          <w:sz w:val="20"/>
-          <w:szCs w:val="20"/>
-          <w:lang w:val="en-US"/>
-        </w:rPr>
-        <w:t>Churn → Target variable</w:t>
-      </w:r>
-    </w:p>
-    <w:p>
-      <w:pPr>
-        <w:pStyle w:val="Heading1"/>
-        <w:rPr>
-          <w:lang w:val="en-US"/>
-        </w:rPr>
-      </w:pPr>
-      <w:bookmarkStart w:id="2" w:name="_Toc236459493"/>
-      <w:r>
-        <w:rPr>
-          <w:lang w:val="en-US"/>
-        </w:rPr>
-        <w:t>Session 2: Build and train the model</w:t>
-      </w:r>
-      <w:bookmarkEnd w:id="2"/>
-    </w:p>
-    <w:p>
-      <w:pPr>
-        <w:rPr>
-          <w:lang w:val="en-US"/>
-        </w:rPr>
-      </w:pPr>
-      <w:r>
-        <w:rPr>
-          <w:lang w:val="en-US"/>
-        </w:rPr>
-        <w:t>This is our structure:</w:t>
-      </w:r>
-    </w:p>
-    <w:p>
-      <w:pPr>
-        <w:rPr>
-          <w:lang w:val="en-US"/>
-        </w:rPr>
-      </w:pPr>
-      <w:r>
-        <w:rPr>
-          <w:lang w:val="en-US"/>
-        </w:rPr>
-        <w:t xml:space="preserve">Google Collab file in the </w:t>
-      </w:r>
-      <w:proofErr w:type="spellStart"/>
-      <w:r>
-        <w:rPr>
-          <w:lang w:val="en-US"/>
-        </w:rPr>
-        <w:t>github</w:t>
-      </w:r>
-      <w:proofErr w:type="spellEnd"/>
-      <w:r>
-        <w:rPr>
-          <w:lang w:val="en-US"/>
-        </w:rPr>
-        <w:t>.</w:t>
-      </w:r>
-    </w:p>
-    <w:p>
-      <w:pPr>
-        <w:rPr>
-          <w:lang w:val="en-US"/>
-        </w:rPr>
-      </w:pPr>
-    </w:p>
-    <w:p>
-      <w:pPr>
-        <w:rPr>
-          <w:lang w:val="en-US"/>
-        </w:rPr>
-      </w:pPr>
-      <w:r>
-        <w:rPr>
-          <w:lang w:val="en-US"/>
-        </w:rPr>
-        <w:t>Gather Data</w:t>
-      </w:r>
-    </w:p>
-    <w:p>
-      <w:pPr>
-        <w:rPr>
-          <w:lang w:val="en-US"/>
-        </w:rPr>
-      </w:pPr>
-      <w:r>
-        <w:rPr>
-          <w:lang w:val="en-US"/>
-        </w:rPr>
-        <w:t xml:space="preserve">Explore Data (head, </w:t>
-      </w:r>
-      <w:proofErr w:type="gramStart"/>
-      <w:r>
-        <w:rPr>
-          <w:lang w:val="en-US"/>
-        </w:rPr>
-        <w:t>info,  target</w:t>
-      </w:r>
-      <w:proofErr w:type="gramEnd"/>
-      <w:r>
-        <w:rPr>
-          <w:lang w:val="en-US"/>
-        </w:rPr>
-        <w:t>-</w:t>
-      </w:r>
-      <w:proofErr w:type="spellStart"/>
-      <w:r>
-        <w:rPr>
-          <w:lang w:val="en-US"/>
-        </w:rPr>
-        <w:t>feauture</w:t>
-      </w:r>
-      <w:proofErr w:type="spellEnd"/>
-      <w:r>
-        <w:rPr>
-          <w:lang w:val="en-US"/>
-        </w:rPr>
-        <w:t xml:space="preserve"> relations</w:t>
-      </w:r>
-      <w:r>
-        <w:rPr>
-          <w:lang w:val="en-US"/>
-        </w:rPr>
-        <w:t xml:space="preserve"> feature relationships)</w:t>
-      </w:r>
-    </w:p>
-    <w:p>
-      <w:pPr>
-        <w:rPr>
-          <w:lang w:val="en-US"/>
-        </w:rPr>
-      </w:pPr>
-      <w:r>
-        <w:rPr>
-          <w:lang w:val="en-US"/>
-        </w:rPr>
-        <w:t>Data Cleaning (object types, missing values, blank strings, duplicates, unnecessary columns, outliers)</w:t>
-      </w:r>
-    </w:p>
-    <w:p>
-      <w:pPr>
-        <w:rPr>
-          <w:lang w:val="en-US"/>
-        </w:rPr>
-      </w:pPr>
-      <w:r>
-        <w:rPr>
-          <w:lang w:val="en-US"/>
-        </w:rPr>
-        <w:t xml:space="preserve">Feature Engineering </w:t>
-      </w:r>
-      <w:r>
-        <w:rPr>
-          <w:lang w:val="en-US"/>
-        </w:rPr>
-        <w:t>(</w:t>
-      </w:r>
-      <w:r>
-        <w:rPr>
-          <w:lang w:val="en-US"/>
-        </w:rPr>
-        <w:t>create new features)</w:t>
-      </w:r>
-    </w:p>
-    <w:p>
-      <w:pPr>
-        <w:rPr>
-          <w:lang w:val="en-US"/>
-        </w:rPr>
-      </w:pPr>
-      <w:r>
-        <w:rPr>
-          <w:lang w:val="en-US"/>
-        </w:rPr>
-        <w:t xml:space="preserve">Feature Selection (remove </w:t>
-      </w:r>
-      <w:r>
-        <w:rPr>
-          <w:lang w:val="en-US"/>
-        </w:rPr>
-        <w:t>not important</w:t>
-      </w:r>
-      <w:r>
-        <w:rPr>
-          <w:lang w:val="en-US"/>
-        </w:rPr>
-        <w:t xml:space="preserve"> features)</w:t>
-      </w:r>
-    </w:p>
-    <w:p>
-      <w:pPr>
-        <w:rPr>
-          <w:lang w:val="en-US"/>
-        </w:rPr>
-      </w:pPr>
-      <w:r>
-        <w:rPr>
-          <w:lang w:val="en-US"/>
-        </w:rPr>
-        <w:t>Encoding (One-Hot Encoding, Label Encoding)</w:t>
-      </w:r>
-    </w:p>
-    <w:p>
-      <w:pPr>
-        <w:rPr>
-          <w:lang w:val="en-US"/>
-        </w:rPr>
-      </w:pPr>
-      <w:r>
-        <w:rPr>
-          <w:lang w:val="en-US"/>
-        </w:rPr>
-        <w:t>Scaling (</w:t>
-      </w:r>
-      <w:proofErr w:type="spellStart"/>
-      <w:r>
-        <w:rPr>
-          <w:lang w:val="en-US"/>
-        </w:rPr>
-        <w:t>StandardScaler</w:t>
-      </w:r>
-      <w:proofErr w:type="spellEnd"/>
-      <w:r>
-        <w:rPr>
-          <w:lang w:val="en-US"/>
-        </w:rPr>
-        <w:t>)</w:t>
-      </w:r>
-    </w:p>
-    <w:p>
-      <w:pPr>
-        <w:rPr>
-          <w:lang w:val="en-US"/>
-        </w:rPr>
-      </w:pPr>
-      <w:r>
-        <w:rPr>
-          <w:lang w:val="en-US"/>
-        </w:rPr>
-        <w:t>Dimensionality Reduction (PCA, LDA)</w:t>
-      </w:r>
-    </w:p>
-    <w:p>
-      <w:pPr>
-        <w:rPr>
-          <w:lang w:val="en-US"/>
-        </w:rPr>
-      </w:pPr>
-      <w:r>
-        <w:rPr>
-          <w:lang w:val="en-US"/>
-        </w:rPr>
-        <w:t>Separate Features and Labels (X, y)</w:t>
-      </w:r>
-    </w:p>
-    <w:p>
-      <w:pPr>
-        <w:rPr>
-          <w:lang w:val="en-US"/>
-        </w:rPr>
-      </w:pPr>
-      <w:r>
-        <w:rPr>
-          <w:lang w:val="en-US"/>
-        </w:rPr>
-        <w:t>Train/Test Split (stratify for classification)</w:t>
-      </w:r>
-    </w:p>
-    <w:p>
-      <w:pPr>
-        <w:rPr>
-          <w:lang w:val="en-US"/>
-        </w:rPr>
-      </w:pPr>
-      <w:r>
-        <w:rPr>
-          <w:lang w:val="en-US"/>
-        </w:rPr>
-        <w:t>Preprocessing Pipeline (imputer, encoder, scaler, Pipeline)</w:t>
-      </w:r>
-    </w:p>
-    <w:p>
-      <w:pPr>
-        <w:rPr>
-          <w:lang w:val="en-US"/>
-        </w:rPr>
-      </w:pPr>
-      <w:r>
-        <w:rPr>
-          <w:lang w:val="en-US"/>
-        </w:rPr>
-        <w:t>Choose &amp; Instantiate Model (Decision Tree</w:t>
-      </w:r>
-      <w:r>
-        <w:rPr>
-          <w:lang w:val="en-US"/>
-        </w:rPr>
-        <w:t xml:space="preserve"> classifier/regressor</w:t>
-      </w:r>
-      <w:r>
-        <w:rPr>
-          <w:lang w:val="en-US"/>
-        </w:rPr>
-        <w:t>,</w:t>
-      </w:r>
-      <w:r>
-        <w:rPr>
-          <w:lang w:val="en-US"/>
-        </w:rPr>
-        <w:t xml:space="preserve"> </w:t>
-      </w:r>
-      <w:r>
-        <w:rPr>
-          <w:lang w:val="en-US"/>
-        </w:rPr>
-        <w:t>Linear Regression</w:t>
-      </w:r>
-      <w:r>
-        <w:rPr>
-          <w:lang w:val="en-US"/>
-        </w:rPr>
-        <w:t>, polynomial regression,</w:t>
-      </w:r>
-      <w:r>
-        <w:rPr>
-          <w:lang w:val="en-US"/>
-        </w:rPr>
-        <w:t xml:space="preserve"> Logistic </w:t>
-      </w:r>
-      <w:proofErr w:type="gramStart"/>
-      <w:r>
-        <w:rPr>
-          <w:lang w:val="en-US"/>
-        </w:rPr>
-        <w:t>Regression</w:t>
-      </w:r>
-      <w:r>
-        <w:rPr>
-          <w:lang w:val="en-US"/>
-        </w:rPr>
-        <w:t xml:space="preserve">, </w:t>
-      </w:r>
-      <w:r>
-        <w:rPr>
-          <w:lang w:val="en-US"/>
-        </w:rPr>
-        <w:t xml:space="preserve"> </w:t>
-      </w:r>
-      <w:proofErr w:type="spellStart"/>
-      <w:r>
-        <w:rPr>
-          <w:lang w:val="en-US"/>
-        </w:rPr>
-        <w:t>kNN</w:t>
-      </w:r>
-      <w:proofErr w:type="spellEnd"/>
-      <w:proofErr w:type="gramEnd"/>
-      <w:r>
-        <w:rPr>
-          <w:lang w:val="en-US"/>
-        </w:rPr>
-        <w:t>, Naive Bayes</w:t>
-      </w:r>
-      <w:r>
-        <w:rPr>
-          <w:lang w:val="en-US"/>
-        </w:rPr>
-        <w:t>, SVM</w:t>
-      </w:r>
-      <w:r>
-        <w:rPr>
-          <w:lang w:val="en-US"/>
-        </w:rPr>
-        <w:t>)</w:t>
-      </w:r>
-    </w:p>
-    <w:p>
-      <w:pPr>
-        <w:rPr>
-          <w:lang w:val="en-US"/>
-        </w:rPr>
-      </w:pPr>
-      <w:r>
-        <w:rPr>
-          <w:lang w:val="en-US"/>
-        </w:rPr>
-        <w:t>Train Model (fit)</w:t>
-      </w:r>
-    </w:p>
-    <w:p>
-      <w:pPr>
-        <w:rPr>
-          <w:lang w:val="en-US"/>
-        </w:rPr>
-      </w:pPr>
-      <w:r>
-        <w:rPr>
-          <w:lang w:val="en-US"/>
-        </w:rPr>
-        <w:t xml:space="preserve">Predict (predict, </w:t>
-      </w:r>
-      <w:proofErr w:type="spellStart"/>
-      <w:r>
-        <w:rPr>
-          <w:lang w:val="en-US"/>
-        </w:rPr>
-        <w:t>predict_proba</w:t>
-      </w:r>
-      <w:proofErr w:type="spellEnd"/>
-      <w:r>
-        <w:rPr>
-          <w:lang w:val="en-US"/>
-        </w:rPr>
-        <w:t>)</w:t>
-      </w:r>
-    </w:p>
-    <w:p>
-      <w:pPr>
-        <w:rPr>
-          <w:lang w:val="en-US"/>
-        </w:rPr>
-      </w:pPr>
-      <w:r>
-        <w:rPr>
-          <w:lang w:val="en-US"/>
-        </w:rPr>
-        <w:lastRenderedPageBreak/>
-        <w:t>Threshold Optimization</w:t>
-      </w:r>
-      <w:r>
-        <w:rPr>
-          <w:lang w:val="en-US"/>
-        </w:rPr>
-        <w:t xml:space="preserve"> </w:t>
-      </w:r>
-      <w:r>
-        <w:rPr>
-          <w:lang w:val="en-US"/>
-        </w:rPr>
-        <w:t xml:space="preserve"> </w:t>
-      </w:r>
-    </w:p>
-    <w:p>
-      <w:pPr>
-        <w:rPr>
-          <w:lang w:val="en-US"/>
-        </w:rPr>
-      </w:pPr>
-      <w:r>
-        <w:rPr>
-          <w:lang w:val="en-US"/>
-        </w:rPr>
-        <w:t>Evaluate Model (Accuracy, Precision, Recall, F1, Confusion Matrix, ROC-AUC / MAE, MSE)</w:t>
-      </w:r>
-    </w:p>
-    <w:p>
-      <w:pPr>
-        <w:rPr>
-          <w:lang w:val="en-US"/>
-        </w:rPr>
-      </w:pPr>
-      <w:r>
-        <w:rPr>
-          <w:lang w:val="en-US"/>
-        </w:rPr>
-        <w:t>Cross Validation (k-Fold)</w:t>
-      </w:r>
-      <w:r>
-        <w:rPr>
-          <w:lang w:val="en-US"/>
-        </w:rPr>
-        <w:t xml:space="preserve"> -</w:t>
-      </w:r>
-    </w:p>
-    <w:p>
-      <w:pPr>
-        <w:rPr>
-          <w:lang w:val="en-US"/>
-        </w:rPr>
-      </w:pPr>
-      <w:r>
-        <w:rPr>
-          <w:lang w:val="en-US"/>
-        </w:rPr>
-        <w:t xml:space="preserve">Hyperparameter </w:t>
-      </w:r>
-      <w:proofErr w:type="gramStart"/>
-      <w:r>
-        <w:rPr>
-          <w:lang w:val="en-US"/>
-        </w:rPr>
-        <w:t xml:space="preserve">Tuning </w:t>
-      </w:r>
-      <w:r>
-        <w:rPr>
-          <w:lang w:val="en-US"/>
-        </w:rPr>
-        <w:t xml:space="preserve"> -</w:t>
-      </w:r>
-      <w:proofErr w:type="gramEnd"/>
-    </w:p>
-    <w:p>
-      <w:pPr>
-        <w:rPr>
-          <w:lang w:val="en-US"/>
-        </w:rPr>
-      </w:pPr>
-      <w:r>
-        <w:rPr>
-          <w:highlight w:val="yellow"/>
-          <w:lang w:val="en-US"/>
-        </w:rPr>
-        <w:t>Overfitting / Underfitting Check (train vs. test)</w:t>
-      </w:r>
-      <w:r>
-        <w:rPr>
-          <w:highlight w:val="yellow"/>
-          <w:lang w:val="en-US"/>
-        </w:rPr>
-        <w:t xml:space="preserve"> </w:t>
-      </w:r>
-    </w:p>
-    <w:p>
-      <w:pPr>
-        <w:rPr>
-          <w:lang w:val="en-US"/>
-        </w:rPr>
-      </w:pPr>
-      <w:r>
-        <w:rPr>
-          <w:lang w:val="en-US"/>
-        </w:rPr>
-        <w:t>Feature Importance</w:t>
-      </w:r>
-    </w:p>
-    <w:p>
-      <w:pPr>
-        <w:rPr>
-          <w:lang w:val="en-US"/>
-        </w:rPr>
-      </w:pPr>
-      <w:r>
-        <w:rPr>
-          <w:lang w:val="en-US"/>
-        </w:rPr>
-        <w:t>Final Model</w:t>
-      </w:r>
-    </w:p>
-    <w:p>
-      <w:pPr>
-        <w:rPr>
-          <w:lang w:val="en-US"/>
-        </w:rPr>
-      </w:pPr>
-    </w:p>
-    <w:p>
-      <w:pPr>
-        <w:rPr>
-          <w:lang w:val="en-US"/>
-        </w:rPr>
-      </w:pPr>
-    </w:p>
-    <w:p>
-      <w:pPr>
-        <w:rPr>
-          <w:lang w:val="en-US"/>
-        </w:rPr>
-      </w:pPr>
-    </w:p>
-    <w:p>
-      <w:pPr>
-        <w:rPr>
-          <w:lang w:val="en-US"/>
-        </w:rPr>
-      </w:pPr>
-      <w:r>
-        <w:rPr>
-          <w:highlight w:val="yellow"/>
-          <w:lang w:val="en-US"/>
-        </w:rPr>
-        <w:t>Plotting data from link</w:t>
-      </w:r>
-    </w:p>
-    <w:p>
-      <w:pPr>
-        <w:rPr>
-          <w:lang w:val="en-US"/>
-        </w:rPr>
-      </w:pPr>
-      <w:r>
-        <w:rPr>
-          <w:highlight w:val="yellow"/>
-          <w:lang w:val="en-US"/>
-        </w:rPr>
-        <w:t>Scatterplot</w:t>
-      </w:r>
-    </w:p>
-    <w:p>
-      <w:pPr>
-        <w:rPr>
-          <w:lang w:val="en-US"/>
-        </w:rPr>
-      </w:pPr>
-      <w:r>
-        <w:rPr>
-          <w:highlight w:val="yellow"/>
-          <w:lang w:val="en-US"/>
-        </w:rPr>
-        <w:t>Correlation matrix</w:t>
-      </w:r>
-    </w:p>
-    <w:p>
-      <w:pPr>
-        <w:rPr>
-          <w:lang w:val="en-US"/>
-        </w:rPr>
-      </w:pPr>
-      <w:r>
-        <w:rPr>
-          <w:highlight w:val="yellow"/>
-          <w:lang w:val="en-US"/>
-        </w:rPr>
-        <w:t>Violin plot</w:t>
-      </w:r>
-    </w:p>
-    <w:p>
-      <w:pPr>
-        <w:rPr>
-          <w:lang w:val="en-US"/>
-        </w:rPr>
-      </w:pPr>
-      <w:r>
-        <w:rPr>
-          <w:highlight w:val="yellow"/>
-          <w:lang w:val="en-US"/>
-        </w:rPr>
-        <w:t>Box plot</w:t>
-      </w:r>
-    </w:p>
-    <w:p>
-      <w:pPr>
-        <w:rPr>
-          <w:lang w:val="en-US"/>
-        </w:rPr>
-      </w:pPr>
-    </w:p>
-    <w:p>
-      <w:pPr>
-        <w:rPr>
-          <w:highlight w:val="yellow"/>
-          <w:lang w:val="en-US"/>
-        </w:rPr>
-      </w:pPr>
-      <w:r>
-        <w:rPr>
-          <w:highlight w:val="yellow"/>
-          <w:lang w:val="en-US"/>
-        </w:rPr>
-        <w:t>Random forest</w:t>
-      </w:r>
-    </w:p>
-    <w:p>
-      <w:pPr>
-        <w:rPr>
-          <w:lang w:val="en-US"/>
-        </w:rPr>
-      </w:pPr>
-      <w:r>
-        <w:rPr>
-          <w:highlight w:val="yellow"/>
-          <w:lang w:val="en-US"/>
-        </w:rPr>
-        <w:t xml:space="preserve">Random forest </w:t>
-      </w:r>
-      <w:proofErr w:type="spellStart"/>
-      <w:r>
-        <w:rPr>
-          <w:highlight w:val="yellow"/>
-          <w:lang w:val="en-US"/>
-        </w:rPr>
-        <w:t>feauture</w:t>
-      </w:r>
-      <w:proofErr w:type="spellEnd"/>
-      <w:r>
-        <w:rPr>
-          <w:highlight w:val="yellow"/>
-          <w:lang w:val="en-US"/>
-        </w:rPr>
-        <w:t xml:space="preserve"> importance</w:t>
-      </w:r>
-    </w:p>
-    <w:p>
-      <w:pPr>
-        <w:rPr>
-          <w:lang w:val="en-US"/>
-        </w:rPr>
-      </w:pPr>
-    </w:p>
-    <w:p>
-      <w:pPr>
-        <w:rPr>
-          <w:lang w:val="en-US"/>
-        </w:rPr>
-      </w:pPr>
-      <w:r>
-        <w:rPr>
-          <w:lang w:val="en-US"/>
-        </w:rPr>
-        <w:t>Put plots into ai -&gt; what does it mean -&gt; how to make better</w:t>
-      </w:r>
-    </w:p>
-    <w:p>
-      <w:pPr>
-        <w:rPr>
-          <w:lang w:val="en-US"/>
-        </w:rPr>
-      </w:pPr>
-      <w:r>
-        <w:rPr>
-          <w:highlight w:val="yellow"/>
-          <w:lang w:val="en-US"/>
-        </w:rPr>
-        <w:t>Regex expression</w:t>
-      </w:r>
-    </w:p>
-    <w:p>
-      <w:pPr>
-        <w:rPr>
-          <w:lang w:val="en-US"/>
-        </w:rPr>
-      </w:pPr>
-    </w:p>
-    <w:p>
-      <w:pPr>
-        <w:pStyle w:val="Heading1"/>
+      </w:pPr>
+      <w:r>
+        <w:t>Converting boolean features</w:t>
+      </w:r>
+    </w:p>
+    <w:p>
+      <w:pPr>
         <w:numPr>
           <w:ilvl w:val="0"/>
-          <w:numId w:val="24"/>
+          <w:numId w:val="25"/>
         </w:numPr>
+      </w:pPr>
+      <w:r>
+        <w:t>One-Hot Encoding categorical features</w:t>
+      </w:r>
+    </w:p>
+    <w:p>
+      <w:pPr>
+        <w:numPr>
+          <w:ilvl w:val="0"/>
+          <w:numId w:val="25"/>
+        </w:numPr>
+        <w:rPr>
+          <w:lang w:val="en-US"/>
+        </w:rPr>
+      </w:pPr>
+      <w:r>
+        <w:rPr>
+          <w:lang w:val="en-US"/>
+        </w:rPr>
+        <w:t>Adding missing features expected by the model</w:t>
+      </w:r>
+    </w:p>
+    <w:p>
+      <w:pPr>
+        <w:numPr>
+          <w:ilvl w:val="0"/>
+          <w:numId w:val="25"/>
+        </w:numPr>
+      </w:pPr>
+      <w:r>
+        <w:t>Setting the correct feature order</w:t>
+      </w:r>
+    </w:p>
+    <w:p>
+      <w:pPr>
+        <w:numPr>
+          <w:ilvl w:val="0"/>
+          <w:numId w:val="25"/>
+        </w:numPr>
+        <w:rPr>
+          <w:lang w:val="en-US"/>
+        </w:rPr>
+      </w:pPr>
+      <w:r>
+        <w:rPr>
+          <w:lang w:val="en-US"/>
+        </w:rPr>
+        <w:t>Converting the values into the correct format</w:t>
+      </w:r>
+    </w:p>
+    <w:p>
+      <w:pPr>
+        <w:rPr>
+          <w:lang w:val="en-US"/>
+        </w:rPr>
+      </w:pPr>
+      <w:r>
+        <w:rPr>
+          <w:lang w:val="en-US"/>
+        </w:rPr>
+        <w:t>After preprocessing, the selected machine learning model calculates the probability that the customer will churn.</w:t>
+      </w:r>
+    </w:p>
+    <w:p>
+      <w:pPr>
+        <w:rPr>
+          <w:lang w:val="en-US"/>
+        </w:rPr>
+      </w:pPr>
+      <w:r>
+        <w:rPr>
+          <w:lang w:val="en-US"/>
+        </w:rPr>
+        <w:t>A custom threshold is then used instead of the default 0.5 threshold. The final result is displayed as either "Churn" or "No Churn".</w:t>
+      </w:r>
+    </w:p>
+    <w:p>
+      <w:pPr>
+        <w:rPr>
+          <w:lang w:val="en-US"/>
+        </w:rPr>
+      </w:pPr>
+      <w:r>
+        <w:rPr>
+          <w:lang w:val="en-US"/>
+        </w:rPr>
+        <w:t xml:space="preserve">The application also generates a visualization showing </w:t>
+      </w:r>
+      <w:r>
+        <w:rPr>
+          <w:lang w:val="en-US"/>
+        </w:rPr>
+        <w:t xml:space="preserve">where the user is located in our decision </w:t>
+      </w:r>
+      <w:proofErr w:type="spellStart"/>
+      <w:r>
+        <w:rPr>
+          <w:lang w:val="en-US"/>
+        </w:rPr>
+        <w:t>boundries</w:t>
+      </w:r>
+      <w:proofErr w:type="spellEnd"/>
+      <w:r>
+        <w:rPr>
+          <w:lang w:val="en-US"/>
+        </w:rPr>
+        <w:t>.</w:t>
+      </w:r>
+    </w:p>
+    <w:p>
+      <w:pPr>
+        <w:rPr>
+          <w:lang w:val="en-US"/>
+        </w:rPr>
+      </w:pPr>
+    </w:p>
+    <w:p>
+      <w:pPr>
         <w:rPr>
           <w:lang w:val="en-US"/>
         </w:rPr>
@@ -3900,22 +2883,15 @@
           <w:lang w:val="en-US"/>
         </w:rPr>
       </w:pPr>
-    </w:p>
-    <w:p>
-      <w:pPr>
-        <w:pStyle w:val="Heading1"/>
-        <w:rPr>
-          <w:lang w:val="en-US"/>
-        </w:rPr>
-      </w:pPr>
-      <w:bookmarkStart w:id="3" w:name="_Toc236459495"/>
-      <w:r>
-        <w:rPr>
-          <w:lang w:val="en-US"/>
-        </w:rPr>
+      <w:bookmarkStart w:id="4" w:name="_Toc237639336"/>
+      <w:r>
+        <w:rPr>
+          <w:lang w:val="en-US"/>
+        </w:rPr>
+        <w:lastRenderedPageBreak/>
         <w:t>Links:</w:t>
       </w:r>
-      <w:bookmarkEnd w:id="3"/>
+      <w:bookmarkEnd w:id="4"/>
       <w:r>
         <w:rPr>
           <w:vanish/>
@@ -3938,23 +2914,7 @@
           <w:szCs w:val="20"/>
           <w:lang w:val="en-US"/>
         </w:rPr>
-        <w:t>Fro</w:t>
-      </w:r>
-      <w:r>
-        <w:rPr>
-          <w:sz w:val="20"/>
-          <w:szCs w:val="20"/>
-          <w:lang w:val="en-US"/>
-        </w:rPr>
-        <w:t>n</w:t>
-      </w:r>
-      <w:r>
-        <w:rPr>
-          <w:sz w:val="20"/>
-          <w:szCs w:val="20"/>
-          <w:lang w:val="en-US"/>
-        </w:rPr>
-        <w:t xml:space="preserve">t Page image: </w:t>
+        <w:t xml:space="preserve">Front Page image: </w:t>
       </w:r>
       <w:hyperlink r:id="rId10" w:history="1">
         <w:r>
@@ -4080,7 +3040,6 @@
           <w:szCs w:val="20"/>
           <w:lang w:val="en-US"/>
         </w:rPr>
-        <w:lastRenderedPageBreak/>
         <w:t>Recall:</w:t>
       </w:r>
       <w:r>
@@ -4181,13 +3140,8 @@
           <w:lang w:val="en-US"/>
         </w:rPr>
       </w:pPr>
-      <w:r>
-        <w:rPr>
-          <w:lang w:val="en-US"/>
-        </w:rPr>
-        <w:t>Review data</w:t>
-      </w:r>
-    </w:p>
+    </w:p>
+    <w:p/>
     <w:p/>
     <w:sectPr>
       <w:pgSz w:w="11906" w:h="16838"/>
@@ -4203,7 +3157,7 @@
 <w:numbering xmlns:wpc="http://schemas.microsoft.com/office/word/2010/wordprocessingCanvas" xmlns:cx="http://schemas.microsoft.com/office/drawing/2014/chartex" xmlns:cx1="http://schemas.microsoft.com/office/drawing/2015/9/8/chartex" xmlns:cx2="http://schemas.microsoft.com/office/drawing/2015/10/21/chartex" xmlns:cx3="http://schemas.microsoft.com/office/drawing/2016/5/9/chartex" xmlns:cx4="http://schemas.microsoft.com/office/drawing/2016/5/10/chartex" xmlns:cx5="http://schemas.microsoft.com/office/drawing/2016/5/11/chartex" xmlns:cx6="http://schemas.microsoft.com/office/drawing/2016/5/12/chartex" xmlns:cx7="http://schemas.microsoft.com/office/drawing/2016/5/13/chartex" xmlns:cx8="http://schemas.microsoft.com/office/drawing/2016/5/14/chartex" xmlns:mc="http://schemas.openxmlformats.org/markup-compatibility/2006" xmlns:aink="http://schemas.microsoft.com/office/drawing/2016/ink" xmlns:am3d="http://schemas.microsoft.com/office/drawing/2017/model3d" xmlns:o="urn:schemas-microsoft-com:office:office" xmlns:oel="http://schemas.microsoft.com/office/2019/extlst" xmlns:r="http://schemas.openxmlformats.org/officeDocument/2006/relationships" xmlns:m="http://schemas.openxmlformats.org/officeDocument/2006/math" xmlns:v="urn:schemas-microsoft-com:vml" xmlns:wp14="http://schemas.microsoft.com/office/word/2010/wordprocessingDrawing" xmlns:wp="http://schemas.openxmlformats.org/drawingml/2006/wordprocessingDrawing" xmlns:w10="urn:schemas-microsoft-com:office:word" xmlns:w="http://schemas.openxmlformats.org/wordprocessingml/2006/main" xmlns:w14="http://schemas.microsoft.com/office/word/2010/wordml" xmlns:w15="http://schemas.microsoft.com/office/word/2012/wordml" xmlns:w16cex="http://schemas.microsoft.com/office/word/2018/wordml/cex" xmlns:w16cid="http://schemas.microsoft.com/office/word/2016/wordml/cid" xmlns:w16="http://schemas.microsoft.com/office/word/2018/wordml" xmlns:w16du="http://schemas.microsoft.com/office/word/2023/wordml/word16du" xmlns:w16sdtdh="http://schemas.microsoft.com/office/word/2020/wordml/sdtdatahash" xmlns:w16sdtfl="http://schemas.microsoft.com/office/word/2024/wordml/sdtformatlock" xmlns:w16se="http://schemas.microsoft.com/office/word/2015/wordml/symex" xmlns:wpg="http://schemas.microsoft.com/office/word/2010/wordprocessingGroup" xmlns:wpi="http://schemas.microsoft.com/office/word/2010/wordprocessingInk" xmlns:wne="http://schemas.microsoft.com/office/word/2006/wordml" xmlns:wps="http://schemas.microsoft.com/office/word/2010/wordprocessingShape" mc:Ignorable="w14 w15 w16se w16cid w16 w16cex w16sdtdh w16sdtfl w16du wp14">
   <w:numPicBullet w:numPicBulletId="0">
     <w:pict>
-      <v:rect id="_x0000_i1027" style="width:0;height:1.5pt" o:hralign="center" o:bullet="t" o:hrstd="t" o:hr="t" fillcolor="#a0a0a0" stroked="f"/>
+      <v:rect id="_x0000_i1046" style="width:0;height:1.5pt" o:hralign="center" o:bullet="t" o:hrstd="t" o:hr="t" fillcolor="#a0a0a0" stroked="f"/>
     </w:pict>
   </w:numPicBullet>
   <w:abstractNum w:abstractNumId="0" w15:restartNumberingAfterBreak="0">
@@ -4594,6 +3548,155 @@
     </w:lvl>
   </w:abstractNum>
   <w:abstractNum w:abstractNumId="3" w15:restartNumberingAfterBreak="0">
+    <w:nsid w:val="1512118F"/>
+    <w:multiLevelType w:val="multilevel"/>
+    <w:tmpl w:val="A446B996"/>
+    <w:lvl w:ilvl="0">
+      <w:start w:val="1"/>
+      <w:numFmt w:val="bullet"/>
+      <w:lvlText w:val=""/>
+      <w:lvlJc w:val="left"/>
+      <w:pPr>
+        <w:tabs>
+          <w:tab w:val="num" w:pos="720"/>
+        </w:tabs>
+        <w:ind w:left="720" w:hanging="360"/>
+      </w:pPr>
+      <w:rPr>
+        <w:rFonts w:ascii="Symbol" w:hAnsi="Symbol" w:hint="default"/>
+        <w:sz w:val="20"/>
+      </w:rPr>
+    </w:lvl>
+    <w:lvl w:ilvl="1" w:tentative="1">
+      <w:start w:val="1"/>
+      <w:numFmt w:val="bullet"/>
+      <w:lvlText w:val="o"/>
+      <w:lvlJc w:val="left"/>
+      <w:pPr>
+        <w:tabs>
+          <w:tab w:val="num" w:pos="1440"/>
+        </w:tabs>
+        <w:ind w:left="1440" w:hanging="360"/>
+      </w:pPr>
+      <w:rPr>
+        <w:rFonts w:ascii="Courier New" w:hAnsi="Courier New" w:hint="default"/>
+        <w:sz w:val="20"/>
+      </w:rPr>
+    </w:lvl>
+    <w:lvl w:ilvl="2" w:tentative="1">
+      <w:start w:val="1"/>
+      <w:numFmt w:val="bullet"/>
+      <w:lvlText w:val=""/>
+      <w:lvlJc w:val="left"/>
+      <w:pPr>
+        <w:tabs>
+          <w:tab w:val="num" w:pos="2160"/>
+        </w:tabs>
+        <w:ind w:left="2160" w:hanging="360"/>
+      </w:pPr>
+      <w:rPr>
+        <w:rFonts w:ascii="Wingdings" w:hAnsi="Wingdings" w:hint="default"/>
+        <w:sz w:val="20"/>
+      </w:rPr>
+    </w:lvl>
+    <w:lvl w:ilvl="3" w:tentative="1">
+      <w:start w:val="1"/>
+      <w:numFmt w:val="bullet"/>
+      <w:lvlText w:val=""/>
+      <w:lvlJc w:val="left"/>
+      <w:pPr>
+        <w:tabs>
+          <w:tab w:val="num" w:pos="2880"/>
+        </w:tabs>
+        <w:ind w:left="2880" w:hanging="360"/>
+      </w:pPr>
+      <w:rPr>
+        <w:rFonts w:ascii="Wingdings" w:hAnsi="Wingdings" w:hint="default"/>
+        <w:sz w:val="20"/>
+      </w:rPr>
+    </w:lvl>
+    <w:lvl w:ilvl="4" w:tentative="1">
+      <w:start w:val="1"/>
+      <w:numFmt w:val="bullet"/>
+      <w:lvlText w:val=""/>
+      <w:lvlJc w:val="left"/>
+      <w:pPr>
+        <w:tabs>
+          <w:tab w:val="num" w:pos="3600"/>
+        </w:tabs>
+        <w:ind w:left="3600" w:hanging="360"/>
+      </w:pPr>
+      <w:rPr>
+        <w:rFonts w:ascii="Wingdings" w:hAnsi="Wingdings" w:hint="default"/>
+        <w:sz w:val="20"/>
+      </w:rPr>
+    </w:lvl>
+    <w:lvl w:ilvl="5" w:tentative="1">
+      <w:start w:val="1"/>
+      <w:numFmt w:val="bullet"/>
+      <w:lvlText w:val=""/>
+      <w:lvlJc w:val="left"/>
+      <w:pPr>
+        <w:tabs>
+          <w:tab w:val="num" w:pos="4320"/>
+        </w:tabs>
+        <w:ind w:left="4320" w:hanging="360"/>
+      </w:pPr>
+      <w:rPr>
+        <w:rFonts w:ascii="Wingdings" w:hAnsi="Wingdings" w:hint="default"/>
+        <w:sz w:val="20"/>
+      </w:rPr>
+    </w:lvl>
+    <w:lvl w:ilvl="6" w:tentative="1">
+      <w:start w:val="1"/>
+      <w:numFmt w:val="bullet"/>
+      <w:lvlText w:val=""/>
+      <w:lvlJc w:val="left"/>
+      <w:pPr>
+        <w:tabs>
+          <w:tab w:val="num" w:pos="5040"/>
+        </w:tabs>
+        <w:ind w:left="5040" w:hanging="360"/>
+      </w:pPr>
+      <w:rPr>
+        <w:rFonts w:ascii="Wingdings" w:hAnsi="Wingdings" w:hint="default"/>
+        <w:sz w:val="20"/>
+      </w:rPr>
+    </w:lvl>
+    <w:lvl w:ilvl="7" w:tentative="1">
+      <w:start w:val="1"/>
+      <w:numFmt w:val="bullet"/>
+      <w:lvlText w:val=""/>
+      <w:lvlJc w:val="left"/>
+      <w:pPr>
+        <w:tabs>
+          <w:tab w:val="num" w:pos="5760"/>
+        </w:tabs>
+        <w:ind w:left="5760" w:hanging="360"/>
+      </w:pPr>
+      <w:rPr>
+        <w:rFonts w:ascii="Wingdings" w:hAnsi="Wingdings" w:hint="default"/>
+        <w:sz w:val="20"/>
+      </w:rPr>
+    </w:lvl>
+    <w:lvl w:ilvl="8" w:tentative="1">
+      <w:start w:val="1"/>
+      <w:numFmt w:val="bullet"/>
+      <w:lvlText w:val=""/>
+      <w:lvlJc w:val="left"/>
+      <w:pPr>
+        <w:tabs>
+          <w:tab w:val="num" w:pos="6480"/>
+        </w:tabs>
+        <w:ind w:left="6480" w:hanging="360"/>
+      </w:pPr>
+      <w:rPr>
+        <w:rFonts w:ascii="Wingdings" w:hAnsi="Wingdings" w:hint="default"/>
+        <w:sz w:val="20"/>
+      </w:rPr>
+    </w:lvl>
+  </w:abstractNum>
+  <w:abstractNum w:abstractNumId="4" w15:restartNumberingAfterBreak="0">
     <w:nsid w:val="190758F1"/>
     <w:multiLevelType w:val="multilevel"/>
     <w:tmpl w:val="B962640E"/>
@@ -4742,7 +3845,7 @@
       </w:rPr>
     </w:lvl>
   </w:abstractNum>
-  <w:abstractNum w:abstractNumId="4" w15:restartNumberingAfterBreak="0">
+  <w:abstractNum w:abstractNumId="5" w15:restartNumberingAfterBreak="0">
     <w:nsid w:val="198E1714"/>
     <w:multiLevelType w:val="multilevel"/>
     <w:tmpl w:val="26608BFE"/>
@@ -4891,7 +3994,7 @@
       </w:rPr>
     </w:lvl>
   </w:abstractNum>
-  <w:abstractNum w:abstractNumId="5" w15:restartNumberingAfterBreak="0">
+  <w:abstractNum w:abstractNumId="6" w15:restartNumberingAfterBreak="0">
     <w:nsid w:val="1A155129"/>
     <w:multiLevelType w:val="multilevel"/>
     <w:tmpl w:val="8B407762"/>
@@ -5040,7 +4143,7 @@
       </w:rPr>
     </w:lvl>
   </w:abstractNum>
-  <w:abstractNum w:abstractNumId="6" w15:restartNumberingAfterBreak="0">
+  <w:abstractNum w:abstractNumId="7" w15:restartNumberingAfterBreak="0">
     <w:nsid w:val="1A9153D9"/>
     <w:multiLevelType w:val="multilevel"/>
     <w:tmpl w:val="D9122CE6"/>
@@ -5189,7 +4292,7 @@
       </w:rPr>
     </w:lvl>
   </w:abstractNum>
-  <w:abstractNum w:abstractNumId="7" w15:restartNumberingAfterBreak="0">
+  <w:abstractNum w:abstractNumId="8" w15:restartNumberingAfterBreak="0">
     <w:nsid w:val="1E7D677D"/>
     <w:multiLevelType w:val="multilevel"/>
     <w:tmpl w:val="F958569C"/>
@@ -5338,7 +4441,7 @@
       </w:rPr>
     </w:lvl>
   </w:abstractNum>
-  <w:abstractNum w:abstractNumId="8" w15:restartNumberingAfterBreak="0">
+  <w:abstractNum w:abstractNumId="9" w15:restartNumberingAfterBreak="0">
     <w:nsid w:val="20923A32"/>
     <w:multiLevelType w:val="multilevel"/>
     <w:tmpl w:val="86ECA3BA"/>
@@ -5487,7 +4590,7 @@
       </w:rPr>
     </w:lvl>
   </w:abstractNum>
-  <w:abstractNum w:abstractNumId="9" w15:restartNumberingAfterBreak="0">
+  <w:abstractNum w:abstractNumId="10" w15:restartNumberingAfterBreak="0">
     <w:nsid w:val="245518A9"/>
     <w:multiLevelType w:val="multilevel"/>
     <w:tmpl w:val="79FAFFFC"/>
@@ -5636,7 +4739,7 @@
       </w:rPr>
     </w:lvl>
   </w:abstractNum>
-  <w:abstractNum w:abstractNumId="10" w15:restartNumberingAfterBreak="0">
+  <w:abstractNum w:abstractNumId="11" w15:restartNumberingAfterBreak="0">
     <w:nsid w:val="2E8E4065"/>
     <w:multiLevelType w:val="multilevel"/>
     <w:tmpl w:val="66BEE4FC"/>
@@ -5785,7 +4888,7 @@
       </w:rPr>
     </w:lvl>
   </w:abstractNum>
-  <w:abstractNum w:abstractNumId="11" w15:restartNumberingAfterBreak="0">
+  <w:abstractNum w:abstractNumId="12" w15:restartNumberingAfterBreak="0">
     <w:nsid w:val="427835D2"/>
     <w:multiLevelType w:val="hybridMultilevel"/>
     <w:tmpl w:val="D0C2450A"/>
@@ -5898,7 +5001,7 @@
       </w:rPr>
     </w:lvl>
   </w:abstractNum>
-  <w:abstractNum w:abstractNumId="12" w15:restartNumberingAfterBreak="0">
+  <w:abstractNum w:abstractNumId="13" w15:restartNumberingAfterBreak="0">
     <w:nsid w:val="48DE1DF0"/>
     <w:multiLevelType w:val="multilevel"/>
     <w:tmpl w:val="8CC4D75C"/>
@@ -6047,7 +5150,7 @@
       </w:rPr>
     </w:lvl>
   </w:abstractNum>
-  <w:abstractNum w:abstractNumId="13" w15:restartNumberingAfterBreak="0">
+  <w:abstractNum w:abstractNumId="14" w15:restartNumberingAfterBreak="0">
     <w:nsid w:val="55F27CC8"/>
     <w:multiLevelType w:val="hybridMultilevel"/>
     <w:tmpl w:val="CB7252C2"/>
@@ -6188,7 +5291,7 @@
       </w:rPr>
     </w:lvl>
   </w:abstractNum>
-  <w:abstractNum w:abstractNumId="14" w15:restartNumberingAfterBreak="0">
+  <w:abstractNum w:abstractNumId="15" w15:restartNumberingAfterBreak="0">
     <w:nsid w:val="58AC105A"/>
     <w:multiLevelType w:val="multilevel"/>
     <w:tmpl w:val="240412A8"/>
@@ -6337,7 +5440,7 @@
       </w:rPr>
     </w:lvl>
   </w:abstractNum>
-  <w:abstractNum w:abstractNumId="15" w15:restartNumberingAfterBreak="0">
+  <w:abstractNum w:abstractNumId="16" w15:restartNumberingAfterBreak="0">
     <w:nsid w:val="5A665106"/>
     <w:multiLevelType w:val="multilevel"/>
     <w:tmpl w:val="1A4C2188"/>
@@ -6486,7 +5589,7 @@
       </w:rPr>
     </w:lvl>
   </w:abstractNum>
-  <w:abstractNum w:abstractNumId="16" w15:restartNumberingAfterBreak="0">
+  <w:abstractNum w:abstractNumId="17" w15:restartNumberingAfterBreak="0">
     <w:nsid w:val="5F8D7EC4"/>
     <w:multiLevelType w:val="multilevel"/>
     <w:tmpl w:val="ED78D75E"/>
@@ -6635,7 +5738,7 @@
       </w:rPr>
     </w:lvl>
   </w:abstractNum>
-  <w:abstractNum w:abstractNumId="17" w15:restartNumberingAfterBreak="0">
+  <w:abstractNum w:abstractNumId="18" w15:restartNumberingAfterBreak="0">
     <w:nsid w:val="650A01F8"/>
     <w:multiLevelType w:val="multilevel"/>
     <w:tmpl w:val="4C6E70AA"/>
@@ -6784,7 +5887,7 @@
       </w:rPr>
     </w:lvl>
   </w:abstractNum>
-  <w:abstractNum w:abstractNumId="18" w15:restartNumberingAfterBreak="0">
+  <w:abstractNum w:abstractNumId="19" w15:restartNumberingAfterBreak="0">
     <w:nsid w:val="6B9F0A08"/>
     <w:multiLevelType w:val="multilevel"/>
     <w:tmpl w:val="0596AD76"/>
@@ -6933,7 +6036,7 @@
       </w:rPr>
     </w:lvl>
   </w:abstractNum>
-  <w:abstractNum w:abstractNumId="19" w15:restartNumberingAfterBreak="0">
+  <w:abstractNum w:abstractNumId="20" w15:restartNumberingAfterBreak="0">
     <w:nsid w:val="6C584113"/>
     <w:multiLevelType w:val="multilevel"/>
     <w:tmpl w:val="6E0EA79C"/>
@@ -7082,7 +6185,7 @@
       </w:rPr>
     </w:lvl>
   </w:abstractNum>
-  <w:abstractNum w:abstractNumId="20" w15:restartNumberingAfterBreak="0">
+  <w:abstractNum w:abstractNumId="21" w15:restartNumberingAfterBreak="0">
     <w:nsid w:val="719B05BF"/>
     <w:multiLevelType w:val="multilevel"/>
     <w:tmpl w:val="4A30731C"/>
@@ -7231,7 +6334,7 @@
       </w:rPr>
     </w:lvl>
   </w:abstractNum>
-  <w:abstractNum w:abstractNumId="21" w15:restartNumberingAfterBreak="0">
+  <w:abstractNum w:abstractNumId="22" w15:restartNumberingAfterBreak="0">
     <w:nsid w:val="77D155BF"/>
     <w:multiLevelType w:val="multilevel"/>
     <w:tmpl w:val="6DCE056A"/>
@@ -7380,7 +6483,7 @@
       </w:rPr>
     </w:lvl>
   </w:abstractNum>
-  <w:abstractNum w:abstractNumId="22" w15:restartNumberingAfterBreak="0">
+  <w:abstractNum w:abstractNumId="23" w15:restartNumberingAfterBreak="0">
     <w:nsid w:val="78A80E4F"/>
     <w:multiLevelType w:val="multilevel"/>
     <w:tmpl w:val="3CF4B25A"/>
@@ -7529,7 +6632,7 @@
       </w:rPr>
     </w:lvl>
   </w:abstractNum>
-  <w:abstractNum w:abstractNumId="23" w15:restartNumberingAfterBreak="0">
+  <w:abstractNum w:abstractNumId="24" w15:restartNumberingAfterBreak="0">
     <w:nsid w:val="7C481DA8"/>
     <w:multiLevelType w:val="multilevel"/>
     <w:tmpl w:val="E59EA3EE"/>
@@ -7679,76 +6782,79 @@
     </w:lvl>
   </w:abstractNum>
   <w:num w:numId="1" w16cid:durableId="913509168">
-    <w:abstractNumId w:val="12"/>
+    <w:abstractNumId w:val="13"/>
   </w:num>
   <w:num w:numId="2" w16cid:durableId="171140260">
+    <w:abstractNumId w:val="19"/>
+  </w:num>
+  <w:num w:numId="3" w16cid:durableId="69356585">
+    <w:abstractNumId w:val="10"/>
+  </w:num>
+  <w:num w:numId="4" w16cid:durableId="1300305760">
+    <w:abstractNumId w:val="23"/>
+  </w:num>
+  <w:num w:numId="5" w16cid:durableId="933050532">
+    <w:abstractNumId w:val="24"/>
+  </w:num>
+  <w:num w:numId="6" w16cid:durableId="1789473584">
+    <w:abstractNumId w:val="4"/>
+  </w:num>
+  <w:num w:numId="7" w16cid:durableId="1274052537">
+    <w:abstractNumId w:val="20"/>
+  </w:num>
+  <w:num w:numId="8" w16cid:durableId="1146898939">
+    <w:abstractNumId w:val="9"/>
+  </w:num>
+  <w:num w:numId="9" w16cid:durableId="1724525754">
+    <w:abstractNumId w:val="16"/>
+  </w:num>
+  <w:num w:numId="10" w16cid:durableId="487981077">
+    <w:abstractNumId w:val="8"/>
+  </w:num>
+  <w:num w:numId="11" w16cid:durableId="1349405381">
     <w:abstractNumId w:val="18"/>
   </w:num>
-  <w:num w:numId="3" w16cid:durableId="69356585">
-    <w:abstractNumId w:val="9"/>
-  </w:num>
-  <w:num w:numId="4" w16cid:durableId="1300305760">
-    <w:abstractNumId w:val="22"/>
-  </w:num>
-  <w:num w:numId="5" w16cid:durableId="933050532">
-    <w:abstractNumId w:val="23"/>
-  </w:num>
-  <w:num w:numId="6" w16cid:durableId="1789473584">
-    <w:abstractNumId w:val="3"/>
-  </w:num>
-  <w:num w:numId="7" w16cid:durableId="1274052537">
-    <w:abstractNumId w:val="19"/>
-  </w:num>
-  <w:num w:numId="8" w16cid:durableId="1146898939">
-    <w:abstractNumId w:val="8"/>
-  </w:num>
-  <w:num w:numId="9" w16cid:durableId="1724525754">
-    <w:abstractNumId w:val="15"/>
-  </w:num>
-  <w:num w:numId="10" w16cid:durableId="487981077">
-    <w:abstractNumId w:val="7"/>
-  </w:num>
-  <w:num w:numId="11" w16cid:durableId="1349405381">
-    <w:abstractNumId w:val="17"/>
-  </w:num>
   <w:num w:numId="12" w16cid:durableId="453524507">
-    <w:abstractNumId w:val="4"/>
+    <w:abstractNumId w:val="5"/>
   </w:num>
   <w:num w:numId="13" w16cid:durableId="126943515">
     <w:abstractNumId w:val="1"/>
   </w:num>
   <w:num w:numId="14" w16cid:durableId="1698894784">
-    <w:abstractNumId w:val="6"/>
+    <w:abstractNumId w:val="7"/>
   </w:num>
   <w:num w:numId="15" w16cid:durableId="1259171694">
-    <w:abstractNumId w:val="20"/>
+    <w:abstractNumId w:val="21"/>
   </w:num>
   <w:num w:numId="16" w16cid:durableId="1195462210">
-    <w:abstractNumId w:val="5"/>
+    <w:abstractNumId w:val="6"/>
   </w:num>
   <w:num w:numId="17" w16cid:durableId="1663002955">
     <w:abstractNumId w:val="0"/>
   </w:num>
   <w:num w:numId="18" w16cid:durableId="640352371">
-    <w:abstractNumId w:val="10"/>
+    <w:abstractNumId w:val="11"/>
   </w:num>
   <w:num w:numId="19" w16cid:durableId="9062834">
-    <w:abstractNumId w:val="14"/>
+    <w:abstractNumId w:val="15"/>
   </w:num>
   <w:num w:numId="20" w16cid:durableId="405493007">
-    <w:abstractNumId w:val="21"/>
+    <w:abstractNumId w:val="22"/>
   </w:num>
   <w:num w:numId="21" w16cid:durableId="1906867553">
-    <w:abstractNumId w:val="16"/>
+    <w:abstractNumId w:val="17"/>
   </w:num>
   <w:num w:numId="22" w16cid:durableId="60909846">
-    <w:abstractNumId w:val="11"/>
+    <w:abstractNumId w:val="12"/>
   </w:num>
   <w:num w:numId="23" w16cid:durableId="604504119">
     <w:abstractNumId w:val="2"/>
   </w:num>
   <w:num w:numId="24" w16cid:durableId="15346825">
-    <w:abstractNumId w:val="13"/>
+    <w:abstractNumId w:val="14"/>
+  </w:num>
+  <w:num w:numId="25" w16cid:durableId="793869073">
+    <w:abstractNumId w:val="3"/>
   </w:num>
 </w:numbering>
 </file>
@@ -8153,6 +7259,7 @@
   <w:style w:type="paragraph" w:default="1" w:styleId="Normal">
     <w:name w:val="Normal"/>
     <w:qFormat/>
+    <w:rsid w:val="002E5605"/>
   </w:style>
   <w:style w:type="paragraph" w:styleId="Heading1">
     <w:name w:val="heading 1"/>
@@ -8356,7 +7463,6 @@
   <w:style w:type="character" w:default="1" w:styleId="DefaultParagraphFont">
     <w:name w:val="Default Paragraph Font"/>
     <w:uiPriority w:val="1"/>
-    <w:semiHidden/>
     <w:unhideWhenUsed/>
   </w:style>
   <w:style w:type="table" w:default="1" w:styleId="TableNormal">
